--- a/Reportes/Solcitud de Pago.docx
+++ b/Reportes/Solcitud de Pago.docx
@@ -5,6 +5,7 @@
     <w:p>
       <w:pPr>
         <w:spacing w:after="0"/>
+        <w:ind w:left="-900"/>
         <w:rPr>
           <w:rFonts w:ascii="Verdana" w:hAnsi="Verdana"/>
           <w:sz w:val="20"/>
@@ -19,16 +20,16 @@
           <w:szCs w:val="20"/>
         </w:rPr>
         <w:drawing>
-          <wp:anchor distT="0" distB="0" distL="0" distR="0" simplePos="0" relativeHeight="3" behindDoc="0" locked="0" layoutInCell="0" allowOverlap="1" wp14:anchorId="3F767D24" wp14:editId="3FABAFDC">
+          <wp:anchor distT="0" distB="0" distL="0" distR="0" simplePos="0" relativeHeight="3" behindDoc="0" locked="0" layoutInCell="0" allowOverlap="1" wp14:anchorId="3F767D24" wp14:editId="44F9F977">
             <wp:simplePos x="0" y="0"/>
             <wp:positionH relativeFrom="page">
-              <wp:posOffset>990600</wp:posOffset>
+              <wp:posOffset>466090</wp:posOffset>
             </wp:positionH>
             <wp:positionV relativeFrom="paragraph">
-              <wp:posOffset>-411480</wp:posOffset>
+              <wp:posOffset>-533322</wp:posOffset>
             </wp:positionV>
-            <wp:extent cx="1562100" cy="482600"/>
-            <wp:effectExtent l="0" t="0" r="0" b="0"/>
+            <wp:extent cx="2086226" cy="644525"/>
+            <wp:effectExtent l="0" t="0" r="9525" b="3175"/>
             <wp:wrapNone/>
             <wp:docPr id="1" name="Image 2" descr="Logotipo, nombre de la empresa&#10;&#10;El contenido generado por IA puede ser incorrecto."/>
             <wp:cNvGraphicFramePr>
@@ -52,7 +53,7 @@
                   <pic:spPr bwMode="auto">
                     <a:xfrm>
                       <a:off x="0" y="0"/>
-                      <a:ext cx="1562100" cy="482600"/>
+                      <a:ext cx="2086226" cy="644525"/>
                     </a:xfrm>
                     <a:prstGeom prst="rect">
                       <a:avLst/>
@@ -62,6 +63,12 @@
                 </pic:pic>
               </a:graphicData>
             </a:graphic>
+            <wp14:sizeRelH relativeFrom="margin">
+              <wp14:pctWidth>0</wp14:pctWidth>
+            </wp14:sizeRelH>
+            <wp14:sizeRelV relativeFrom="margin">
+              <wp14:pctHeight>0</wp14:pctHeight>
+            </wp14:sizeRelV>
           </wp:anchor>
         </w:drawing>
       </w:r>
@@ -106,9 +113,9 @@
         <mc:AlternateContent>
           <mc:Choice Requires="wpg">
             <w:drawing>
-              <wp:inline distT="0" distB="0" distL="0" distR="0" wp14:anchorId="38866656" wp14:editId="1710BBCC">
-                <wp:extent cx="5716270" cy="15240"/>
-                <wp:effectExtent l="0" t="0" r="0" b="0"/>
+              <wp:inline distT="0" distB="0" distL="0" distR="0" wp14:anchorId="38866656" wp14:editId="3B898D68">
+                <wp:extent cx="7038975" cy="114300"/>
+                <wp:effectExtent l="0" t="0" r="9525" b="0"/>
                 <wp:docPr id="2" name="Group 884"/>
                 <wp:cNvGraphicFramePr/>
                 <a:graphic xmlns:a="http://schemas.openxmlformats.org/drawingml/2006/main">
@@ -118,7 +125,7 @@
                       <wpg:grpSpPr>
                         <a:xfrm>
                           <a:off x="0" y="0"/>
-                          <a:ext cx="5716440" cy="15120"/>
+                          <a:ext cx="7038975" cy="114300"/>
                           <a:chOff x="0" y="0"/>
                           <a:chExt cx="5716440" cy="15120"/>
                         </a:xfrm>
@@ -189,9 +196,14 @@
               </wp:inline>
             </w:drawing>
           </mc:Choice>
-          <mc:Fallback xmlns:pic="http://schemas.openxmlformats.org/drawingml/2006/picture">
+          <mc:Fallback>
             <w:pict>
-              <v:group id="shape_0" alt="Group 884" style="position:absolute;margin-left:0pt;margin-top:-1.25pt;width:450.1pt;height:1.2pt" coordorigin="0,-25" coordsize="9002,24"/>
+              <v:group w14:anchorId="08D8A4CF" id="Group 884" o:spid="_x0000_s1026" style="width:554.25pt;height:9pt;mso-position-horizontal-relative:char;mso-position-vertical-relative:line" coordsize="57164,151" o:gfxdata="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">
+                <v:shape id="Shape 1468" o:spid="_x0000_s1027" style="position:absolute;width:57164;height:151;visibility:visible;mso-wrap-style:square;v-text-anchor:top" coordsize="5716524,15240" o:gfxdata="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" path="m,l5716524,r,15240l,15240,,e" fillcolor="black" stroked="f" strokeweight="0">
+                  <v:path arrowok="t" textboxrect="0,0,5717159,15875"/>
+                </v:shape>
+                <w10:anchorlock/>
+              </v:group>
             </w:pict>
           </mc:Fallback>
         </mc:AlternateContent>
@@ -211,26 +223,26 @@
     <w:tbl>
       <w:tblPr>
         <w:tblStyle w:val="Tablaconcuadrcula"/>
-        <w:tblW w:w="9255" w:type="dxa"/>
+        <w:tblW w:w="10572" w:type="dxa"/>
         <w:jc w:val="center"/>
         <w:tblLayout w:type="fixed"/>
         <w:tblLook w:val="04A0" w:firstRow="1" w:lastRow="0" w:firstColumn="1" w:lastColumn="0" w:noHBand="0" w:noVBand="1"/>
       </w:tblPr>
       <w:tblGrid>
-        <w:gridCol w:w="1801"/>
-        <w:gridCol w:w="1752"/>
-        <w:gridCol w:w="1718"/>
-        <w:gridCol w:w="1777"/>
-        <w:gridCol w:w="2207"/>
+        <w:gridCol w:w="3212"/>
+        <w:gridCol w:w="1730"/>
+        <w:gridCol w:w="1696"/>
+        <w:gridCol w:w="1755"/>
+        <w:gridCol w:w="2179"/>
       </w:tblGrid>
       <w:tr>
         <w:trPr>
-          <w:trHeight w:val="629"/>
+          <w:trHeight w:val="536"/>
           <w:jc w:val="center"/>
         </w:trPr>
         <w:tc>
           <w:tcPr>
-            <w:tcW w:w="1801" w:type="dxa"/>
+            <w:tcW w:w="3212" w:type="dxa"/>
             <w:tcBorders>
               <w:top w:val="nil"/>
               <w:left w:val="nil"/>
@@ -247,17 +259,17 @@
                 <w:rFonts w:ascii="Verdana" w:hAnsi="Verdana"/>
                 <w:b/>
                 <w:bCs/>
-                <w:sz w:val="20"/>
-                <w:szCs w:val="20"/>
-              </w:rPr>
-            </w:pPr>
-            <w:r>
-              <w:rPr>
-                <w:rFonts w:ascii="Verdana" w:hAnsi="Verdana"/>
-                <w:b/>
-                <w:bCs/>
-                <w:sz w:val="20"/>
-                <w:szCs w:val="20"/>
+                <w:sz w:val="18"/>
+                <w:szCs w:val="18"/>
+              </w:rPr>
+            </w:pPr>
+            <w:r>
+              <w:rPr>
+                <w:rFonts w:ascii="Verdana" w:hAnsi="Verdana"/>
+                <w:b/>
+                <w:bCs/>
+                <w:sz w:val="18"/>
+                <w:szCs w:val="18"/>
               </w:rPr>
               <w:t>No. Solicitud:</w:t>
             </w:r>
@@ -265,7 +277,7 @@
         </w:tc>
         <w:tc>
           <w:tcPr>
-            <w:tcW w:w="1752" w:type="dxa"/>
+            <w:tcW w:w="1730" w:type="dxa"/>
             <w:tcBorders>
               <w:top w:val="nil"/>
               <w:left w:val="nil"/>
@@ -280,15 +292,15 @@
               <w:spacing w:after="0"/>
               <w:rPr>
                 <w:rFonts w:ascii="Verdana" w:hAnsi="Verdana"/>
-                <w:sz w:val="20"/>
-                <w:szCs w:val="20"/>
-              </w:rPr>
-            </w:pPr>
-            <w:r>
-              <w:rPr>
-                <w:rFonts w:ascii="Verdana" w:hAnsi="Verdana"/>
-                <w:sz w:val="20"/>
-                <w:szCs w:val="20"/>
+                <w:sz w:val="18"/>
+                <w:szCs w:val="18"/>
+              </w:rPr>
+            </w:pPr>
+            <w:r>
+              <w:rPr>
+                <w:rFonts w:ascii="Verdana" w:hAnsi="Verdana"/>
+                <w:sz w:val="18"/>
+                <w:szCs w:val="18"/>
               </w:rPr>
               <w:t>{</w:t>
             </w:r>
@@ -296,8 +308,8 @@
             <w:r>
               <w:rPr>
                 <w:rFonts w:ascii="Verdana" w:hAnsi="Verdana"/>
-                <w:sz w:val="20"/>
-                <w:szCs w:val="20"/>
+                <w:sz w:val="18"/>
+                <w:szCs w:val="18"/>
               </w:rPr>
               <w:t>custom.id</w:t>
             </w:r>
@@ -305,8 +317,8 @@
             <w:r>
               <w:rPr>
                 <w:rFonts w:ascii="Verdana" w:hAnsi="Verdana"/>
-                <w:sz w:val="20"/>
-                <w:szCs w:val="20"/>
+                <w:sz w:val="18"/>
+                <w:szCs w:val="18"/>
               </w:rPr>
               <w:t>}</w:t>
             </w:r>
@@ -314,7 +326,7 @@
         </w:tc>
         <w:tc>
           <w:tcPr>
-            <w:tcW w:w="1718" w:type="dxa"/>
+            <w:tcW w:w="1696" w:type="dxa"/>
             <w:tcBorders>
               <w:top w:val="nil"/>
               <w:left w:val="nil"/>
@@ -329,15 +341,15 @@
               <w:spacing w:after="0"/>
               <w:rPr>
                 <w:rFonts w:ascii="Verdana" w:hAnsi="Verdana"/>
-                <w:sz w:val="20"/>
-                <w:szCs w:val="20"/>
-              </w:rPr>
-            </w:pPr>
-          </w:p>
-        </w:tc>
-        <w:tc>
-          <w:tcPr>
-            <w:tcW w:w="1777" w:type="dxa"/>
+                <w:sz w:val="18"/>
+                <w:szCs w:val="18"/>
+              </w:rPr>
+            </w:pPr>
+          </w:p>
+        </w:tc>
+        <w:tc>
+          <w:tcPr>
+            <w:tcW w:w="1755" w:type="dxa"/>
             <w:tcBorders>
               <w:top w:val="nil"/>
               <w:left w:val="nil"/>
@@ -354,17 +366,17 @@
                 <w:rFonts w:ascii="Verdana" w:hAnsi="Verdana"/>
                 <w:b/>
                 <w:bCs/>
-                <w:sz w:val="20"/>
-                <w:szCs w:val="20"/>
-              </w:rPr>
-            </w:pPr>
-            <w:r>
-              <w:rPr>
-                <w:rFonts w:ascii="Verdana" w:hAnsi="Verdana"/>
-                <w:b/>
-                <w:bCs/>
-                <w:sz w:val="20"/>
-                <w:szCs w:val="20"/>
+                <w:sz w:val="18"/>
+                <w:szCs w:val="18"/>
+              </w:rPr>
+            </w:pPr>
+            <w:r>
+              <w:rPr>
+                <w:rFonts w:ascii="Verdana" w:hAnsi="Verdana"/>
+                <w:b/>
+                <w:bCs/>
+                <w:sz w:val="18"/>
+                <w:szCs w:val="18"/>
               </w:rPr>
               <w:t>Fecha:</w:t>
             </w:r>
@@ -372,7 +384,7 @@
         </w:tc>
         <w:tc>
           <w:tcPr>
-            <w:tcW w:w="2207" w:type="dxa"/>
+            <w:tcW w:w="2179" w:type="dxa"/>
             <w:tcBorders>
               <w:top w:val="nil"/>
               <w:left w:val="nil"/>
@@ -387,15 +399,15 @@
               <w:spacing w:after="0"/>
               <w:rPr>
                 <w:rFonts w:ascii="Verdana" w:hAnsi="Verdana"/>
-                <w:sz w:val="20"/>
-                <w:szCs w:val="20"/>
-              </w:rPr>
-            </w:pPr>
-            <w:r>
-              <w:rPr>
-                <w:rFonts w:ascii="Verdana" w:hAnsi="Verdana"/>
-                <w:sz w:val="20"/>
-                <w:szCs w:val="20"/>
+                <w:sz w:val="18"/>
+                <w:szCs w:val="18"/>
+              </w:rPr>
+            </w:pPr>
+            <w:r>
+              <w:rPr>
+                <w:rFonts w:ascii="Verdana" w:hAnsi="Verdana"/>
+                <w:sz w:val="18"/>
+                <w:szCs w:val="18"/>
               </w:rPr>
               <w:t>{</w:t>
             </w:r>
@@ -404,8 +416,8 @@
             <w:r>
               <w:rPr>
                 <w:rFonts w:ascii="Verdana" w:hAnsi="Verdana"/>
-                <w:sz w:val="20"/>
-                <w:szCs w:val="20"/>
+                <w:sz w:val="18"/>
+                <w:szCs w:val="18"/>
               </w:rPr>
               <w:t>custom.fechaFormateada</w:t>
             </w:r>
@@ -414,8 +426,8 @@
             <w:r>
               <w:rPr>
                 <w:rFonts w:ascii="Verdana" w:hAnsi="Verdana"/>
-                <w:sz w:val="20"/>
-                <w:szCs w:val="20"/>
+                <w:sz w:val="18"/>
+                <w:szCs w:val="18"/>
               </w:rPr>
               <w:t>}</w:t>
             </w:r>
@@ -429,23 +441,23 @@
         <w:ind w:left="-24"/>
         <w:rPr>
           <w:rFonts w:ascii="Verdana" w:hAnsi="Verdana"/>
-          <w:sz w:val="20"/>
-          <w:szCs w:val="20"/>
+          <w:sz w:val="18"/>
+          <w:szCs w:val="18"/>
         </w:rPr>
       </w:pPr>
     </w:p>
     <w:tbl>
       <w:tblPr>
         <w:tblStyle w:val="Tablaconcuadrcula"/>
-        <w:tblW w:w="9244" w:type="dxa"/>
+        <w:tblW w:w="11004" w:type="dxa"/>
         <w:tblInd w:w="-24" w:type="dxa"/>
         <w:tblLayout w:type="fixed"/>
         <w:tblLook w:val="04A0" w:firstRow="1" w:lastRow="0" w:firstColumn="1" w:lastColumn="0" w:noHBand="0" w:noVBand="1"/>
       </w:tblPr>
       <w:tblGrid>
+        <w:gridCol w:w="2184"/>
         <w:gridCol w:w="3081"/>
-        <w:gridCol w:w="3081"/>
-        <w:gridCol w:w="3082"/>
+        <w:gridCol w:w="5739"/>
       </w:tblGrid>
       <w:tr>
         <w:trPr>
@@ -453,6 +465,41 @@
         </w:trPr>
         <w:tc>
           <w:tcPr>
+            <w:tcW w:w="2184" w:type="dxa"/>
+            <w:tcBorders>
+              <w:top w:val="nil"/>
+              <w:left w:val="nil"/>
+              <w:bottom w:val="nil"/>
+              <w:right w:val="nil"/>
+            </w:tcBorders>
+          </w:tcPr>
+          <w:p>
+            <w:pPr>
+              <w:spacing w:after="0" w:line="480" w:lineRule="auto"/>
+              <w:rPr>
+                <w:rFonts w:ascii="Verdana" w:hAnsi="Verdana"/>
+                <w:b/>
+                <w:bCs/>
+                <w:color w:val="auto"/>
+                <w:sz w:val="18"/>
+                <w:szCs w:val="18"/>
+              </w:rPr>
+            </w:pPr>
+            <w:r>
+              <w:rPr>
+                <w:rFonts w:ascii="Verdana" w:hAnsi="Verdana"/>
+                <w:b/>
+                <w:bCs/>
+                <w:color w:val="auto"/>
+                <w:sz w:val="18"/>
+                <w:szCs w:val="18"/>
+              </w:rPr>
+              <w:t>Transacción</w:t>
+            </w:r>
+          </w:p>
+        </w:tc>
+        <w:tc>
+          <w:tcPr>
             <w:tcW w:w="3081" w:type="dxa"/>
             <w:tcBorders>
               <w:top w:val="nil"/>
@@ -466,52 +513,17 @@
               <w:spacing w:after="0" w:line="480" w:lineRule="auto"/>
               <w:rPr>
                 <w:rFonts w:ascii="Verdana" w:hAnsi="Verdana"/>
-                <w:b/>
-                <w:bCs/>
-                <w:color w:val="auto"/>
-                <w:sz w:val="20"/>
-                <w:szCs w:val="20"/>
-              </w:rPr>
-            </w:pPr>
-            <w:r>
-              <w:rPr>
-                <w:rFonts w:ascii="Verdana" w:hAnsi="Verdana"/>
-                <w:b/>
-                <w:bCs/>
-                <w:color w:val="auto"/>
-                <w:sz w:val="20"/>
-                <w:szCs w:val="20"/>
-              </w:rPr>
-              <w:t>Transacción</w:t>
-            </w:r>
-          </w:p>
-        </w:tc>
-        <w:tc>
-          <w:tcPr>
-            <w:tcW w:w="3081" w:type="dxa"/>
-            <w:tcBorders>
-              <w:top w:val="nil"/>
-              <w:left w:val="nil"/>
-              <w:bottom w:val="nil"/>
-              <w:right w:val="nil"/>
-            </w:tcBorders>
-          </w:tcPr>
-          <w:p>
-            <w:pPr>
-              <w:spacing w:after="0" w:line="480" w:lineRule="auto"/>
-              <w:rPr>
-                <w:rFonts w:ascii="Verdana" w:hAnsi="Verdana"/>
-                <w:color w:val="auto"/>
-                <w:sz w:val="20"/>
-                <w:szCs w:val="20"/>
-              </w:rPr>
-            </w:pPr>
-            <w:r>
-              <w:rPr>
-                <w:rFonts w:ascii="Verdana" w:hAnsi="Verdana"/>
-                <w:color w:val="auto"/>
-                <w:sz w:val="20"/>
-                <w:szCs w:val="20"/>
+                <w:color w:val="auto"/>
+                <w:sz w:val="18"/>
+                <w:szCs w:val="18"/>
+              </w:rPr>
+            </w:pPr>
+            <w:r>
+              <w:rPr>
+                <w:rFonts w:ascii="Verdana" w:hAnsi="Verdana"/>
+                <w:color w:val="auto"/>
+                <w:sz w:val="18"/>
+                <w:szCs w:val="18"/>
               </w:rPr>
               <w:t>{</w:t>
             </w:r>
@@ -521,8 +533,8 @@
               <w:rPr>
                 <w:rFonts w:ascii="Verdana" w:hAnsi="Verdana"/>
                 <w:color w:val="auto"/>
-                <w:sz w:val="20"/>
-                <w:szCs w:val="20"/>
+                <w:sz w:val="18"/>
+                <w:szCs w:val="18"/>
               </w:rPr>
               <w:t>custom.transaccion</w:t>
             </w:r>
@@ -532,8 +544,8 @@
               <w:rPr>
                 <w:rFonts w:ascii="Verdana" w:hAnsi="Verdana"/>
                 <w:color w:val="auto"/>
-                <w:sz w:val="20"/>
-                <w:szCs w:val="20"/>
+                <w:sz w:val="18"/>
+                <w:szCs w:val="18"/>
               </w:rPr>
               <w:t>}</w:t>
             </w:r>
@@ -541,7 +553,7 @@
         </w:tc>
         <w:tc>
           <w:tcPr>
-            <w:tcW w:w="3082" w:type="dxa"/>
+            <w:tcW w:w="5739" w:type="dxa"/>
             <w:tcBorders>
               <w:top w:val="nil"/>
               <w:left w:val="nil"/>
@@ -554,8 +566,8 @@
               <w:spacing w:after="0" w:line="480" w:lineRule="auto"/>
               <w:rPr>
                 <w:rFonts w:ascii="Verdana" w:hAnsi="Verdana"/>
-                <w:sz w:val="20"/>
-                <w:szCs w:val="20"/>
+                <w:sz w:val="18"/>
+                <w:szCs w:val="18"/>
               </w:rPr>
             </w:pPr>
           </w:p>
@@ -567,6 +579,41 @@
         </w:trPr>
         <w:tc>
           <w:tcPr>
+            <w:tcW w:w="2184" w:type="dxa"/>
+            <w:tcBorders>
+              <w:top w:val="nil"/>
+              <w:left w:val="nil"/>
+              <w:bottom w:val="nil"/>
+              <w:right w:val="nil"/>
+            </w:tcBorders>
+          </w:tcPr>
+          <w:p>
+            <w:pPr>
+              <w:spacing w:after="0" w:line="480" w:lineRule="auto"/>
+              <w:rPr>
+                <w:rFonts w:ascii="Verdana" w:hAnsi="Verdana"/>
+                <w:b/>
+                <w:bCs/>
+                <w:color w:val="auto"/>
+                <w:sz w:val="18"/>
+                <w:szCs w:val="18"/>
+              </w:rPr>
+            </w:pPr>
+            <w:r>
+              <w:rPr>
+                <w:rFonts w:ascii="Verdana" w:hAnsi="Verdana"/>
+                <w:b/>
+                <w:bCs/>
+                <w:color w:val="auto"/>
+                <w:sz w:val="18"/>
+                <w:szCs w:val="18"/>
+              </w:rPr>
+              <w:t>Centro de Costo:</w:t>
+            </w:r>
+          </w:p>
+        </w:tc>
+        <w:tc>
+          <w:tcPr>
             <w:tcW w:w="3081" w:type="dxa"/>
             <w:tcBorders>
               <w:top w:val="nil"/>
@@ -580,29 +627,16 @@
               <w:spacing w:after="0" w:line="480" w:lineRule="auto"/>
               <w:rPr>
                 <w:rFonts w:ascii="Verdana" w:hAnsi="Verdana"/>
-                <w:b/>
-                <w:bCs/>
-                <w:color w:val="auto"/>
-                <w:sz w:val="20"/>
-                <w:szCs w:val="20"/>
-              </w:rPr>
-            </w:pPr>
-            <w:r>
-              <w:rPr>
-                <w:rFonts w:ascii="Verdana" w:hAnsi="Verdana"/>
-                <w:b/>
-                <w:bCs/>
-                <w:color w:val="auto"/>
-                <w:sz w:val="20"/>
-                <w:szCs w:val="20"/>
-              </w:rPr>
-              <w:t>Centro de Costo:</w:t>
-            </w:r>
-          </w:p>
-        </w:tc>
-        <w:tc>
-          <w:tcPr>
-            <w:tcW w:w="3081" w:type="dxa"/>
+                <w:color w:val="auto"/>
+                <w:sz w:val="18"/>
+                <w:szCs w:val="18"/>
+              </w:rPr>
+            </w:pPr>
+          </w:p>
+        </w:tc>
+        <w:tc>
+          <w:tcPr>
+            <w:tcW w:w="5739" w:type="dxa"/>
             <w:tcBorders>
               <w:top w:val="nil"/>
               <w:left w:val="nil"/>
@@ -615,30 +649,8 @@
               <w:spacing w:after="0" w:line="480" w:lineRule="auto"/>
               <w:rPr>
                 <w:rFonts w:ascii="Verdana" w:hAnsi="Verdana"/>
-                <w:color w:val="auto"/>
-                <w:sz w:val="20"/>
-                <w:szCs w:val="20"/>
-              </w:rPr>
-            </w:pPr>
-          </w:p>
-        </w:tc>
-        <w:tc>
-          <w:tcPr>
-            <w:tcW w:w="3082" w:type="dxa"/>
-            <w:tcBorders>
-              <w:top w:val="nil"/>
-              <w:left w:val="nil"/>
-              <w:bottom w:val="nil"/>
-              <w:right w:val="nil"/>
-            </w:tcBorders>
-          </w:tcPr>
-          <w:p>
-            <w:pPr>
-              <w:spacing w:after="0" w:line="480" w:lineRule="auto"/>
-              <w:rPr>
-                <w:rFonts w:ascii="Verdana" w:hAnsi="Verdana"/>
-                <w:sz w:val="20"/>
-                <w:szCs w:val="20"/>
+                <w:sz w:val="18"/>
+                <w:szCs w:val="18"/>
               </w:rPr>
             </w:pPr>
           </w:p>
@@ -650,7 +662,7 @@
         </w:trPr>
         <w:tc>
           <w:tcPr>
-            <w:tcW w:w="3081" w:type="dxa"/>
+            <w:tcW w:w="2184" w:type="dxa"/>
             <w:tcBorders>
               <w:top w:val="nil"/>
               <w:left w:val="nil"/>
@@ -666,18 +678,18 @@
                 <w:b/>
                 <w:bCs/>
                 <w:color w:val="auto"/>
-                <w:sz w:val="20"/>
-                <w:szCs w:val="20"/>
-              </w:rPr>
-            </w:pPr>
-            <w:r>
-              <w:rPr>
-                <w:rFonts w:ascii="Verdana" w:hAnsi="Verdana"/>
-                <w:b/>
-                <w:bCs/>
-                <w:color w:val="auto"/>
-                <w:sz w:val="20"/>
-                <w:szCs w:val="20"/>
+                <w:sz w:val="18"/>
+                <w:szCs w:val="18"/>
+              </w:rPr>
+            </w:pPr>
+            <w:r>
+              <w:rPr>
+                <w:rFonts w:ascii="Verdana" w:hAnsi="Verdana"/>
+                <w:b/>
+                <w:bCs/>
+                <w:color w:val="auto"/>
+                <w:sz w:val="18"/>
+                <w:szCs w:val="18"/>
               </w:rPr>
               <w:t>Beneficiario:</w:t>
             </w:r>
@@ -685,7 +697,7 @@
         </w:tc>
         <w:tc>
           <w:tcPr>
-            <w:tcW w:w="6163" w:type="dxa"/>
+            <w:tcW w:w="8820" w:type="dxa"/>
             <w:gridSpan w:val="2"/>
             <w:tcBorders>
               <w:top w:val="nil"/>
@@ -700,16 +712,16 @@
               <w:rPr>
                 <w:rFonts w:ascii="Verdana" w:hAnsi="Verdana"/>
                 <w:color w:val="auto"/>
-                <w:sz w:val="20"/>
-                <w:szCs w:val="20"/>
-              </w:rPr>
-            </w:pPr>
-            <w:r>
-              <w:rPr>
-                <w:rFonts w:ascii="Verdana" w:hAnsi="Verdana"/>
-                <w:color w:val="auto"/>
-                <w:sz w:val="20"/>
-                <w:szCs w:val="20"/>
+                <w:sz w:val="18"/>
+                <w:szCs w:val="18"/>
+              </w:rPr>
+            </w:pPr>
+            <w:r>
+              <w:rPr>
+                <w:rFonts w:ascii="Verdana" w:hAnsi="Verdana"/>
+                <w:color w:val="auto"/>
+                <w:sz w:val="18"/>
+                <w:szCs w:val="18"/>
               </w:rPr>
               <w:t>{</w:t>
             </w:r>
@@ -719,8 +731,8 @@
               <w:rPr>
                 <w:rFonts w:ascii="Verdana" w:hAnsi="Verdana"/>
                 <w:color w:val="auto"/>
-                <w:sz w:val="20"/>
-                <w:szCs w:val="20"/>
+                <w:sz w:val="18"/>
+                <w:szCs w:val="18"/>
               </w:rPr>
               <w:t>custom.beneficiaryName</w:t>
             </w:r>
@@ -730,8 +742,8 @@
               <w:rPr>
                 <w:rFonts w:ascii="Verdana" w:hAnsi="Verdana"/>
                 <w:color w:val="auto"/>
-                <w:sz w:val="20"/>
-                <w:szCs w:val="20"/>
+                <w:sz w:val="18"/>
+                <w:szCs w:val="18"/>
               </w:rPr>
               <w:t>}</w:t>
             </w:r>
@@ -744,6 +756,41 @@
         </w:trPr>
         <w:tc>
           <w:tcPr>
+            <w:tcW w:w="2184" w:type="dxa"/>
+            <w:tcBorders>
+              <w:top w:val="nil"/>
+              <w:left w:val="nil"/>
+              <w:bottom w:val="nil"/>
+              <w:right w:val="nil"/>
+            </w:tcBorders>
+          </w:tcPr>
+          <w:p>
+            <w:pPr>
+              <w:spacing w:after="0" w:line="480" w:lineRule="auto"/>
+              <w:rPr>
+                <w:rFonts w:ascii="Verdana" w:hAnsi="Verdana"/>
+                <w:b/>
+                <w:bCs/>
+                <w:color w:val="auto"/>
+                <w:sz w:val="18"/>
+                <w:szCs w:val="18"/>
+              </w:rPr>
+            </w:pPr>
+            <w:r>
+              <w:rPr>
+                <w:rFonts w:ascii="Verdana" w:hAnsi="Verdana"/>
+                <w:b/>
+                <w:bCs/>
+                <w:color w:val="auto"/>
+                <w:sz w:val="18"/>
+                <w:szCs w:val="18"/>
+              </w:rPr>
+              <w:t>Cedula:</w:t>
+            </w:r>
+          </w:p>
+        </w:tc>
+        <w:tc>
+          <w:tcPr>
             <w:tcW w:w="3081" w:type="dxa"/>
             <w:tcBorders>
               <w:top w:val="nil"/>
@@ -757,52 +804,17 @@
               <w:spacing w:after="0" w:line="480" w:lineRule="auto"/>
               <w:rPr>
                 <w:rFonts w:ascii="Verdana" w:hAnsi="Verdana"/>
-                <w:b/>
-                <w:bCs/>
-                <w:color w:val="auto"/>
-                <w:sz w:val="20"/>
-                <w:szCs w:val="20"/>
-              </w:rPr>
-            </w:pPr>
-            <w:r>
-              <w:rPr>
-                <w:rFonts w:ascii="Verdana" w:hAnsi="Verdana"/>
-                <w:b/>
-                <w:bCs/>
-                <w:color w:val="auto"/>
-                <w:sz w:val="20"/>
-                <w:szCs w:val="20"/>
-              </w:rPr>
-              <w:t>Cedula:</w:t>
-            </w:r>
-          </w:p>
-        </w:tc>
-        <w:tc>
-          <w:tcPr>
-            <w:tcW w:w="3081" w:type="dxa"/>
-            <w:tcBorders>
-              <w:top w:val="nil"/>
-              <w:left w:val="nil"/>
-              <w:bottom w:val="nil"/>
-              <w:right w:val="nil"/>
-            </w:tcBorders>
-          </w:tcPr>
-          <w:p>
-            <w:pPr>
-              <w:spacing w:after="0" w:line="480" w:lineRule="auto"/>
-              <w:rPr>
-                <w:rFonts w:ascii="Verdana" w:hAnsi="Verdana"/>
-                <w:color w:val="auto"/>
-                <w:sz w:val="20"/>
-                <w:szCs w:val="20"/>
-              </w:rPr>
-            </w:pPr>
-            <w:r>
-              <w:rPr>
-                <w:rFonts w:ascii="Verdana" w:hAnsi="Verdana"/>
-                <w:color w:val="auto"/>
-                <w:sz w:val="20"/>
-                <w:szCs w:val="20"/>
+                <w:color w:val="auto"/>
+                <w:sz w:val="18"/>
+                <w:szCs w:val="18"/>
+              </w:rPr>
+            </w:pPr>
+            <w:r>
+              <w:rPr>
+                <w:rFonts w:ascii="Verdana" w:hAnsi="Verdana"/>
+                <w:color w:val="auto"/>
+                <w:sz w:val="18"/>
+                <w:szCs w:val="18"/>
               </w:rPr>
               <w:t>{</w:t>
             </w:r>
@@ -812,8 +824,8 @@
               <w:rPr>
                 <w:rFonts w:ascii="Verdana" w:hAnsi="Verdana"/>
                 <w:color w:val="auto"/>
-                <w:sz w:val="20"/>
-                <w:szCs w:val="20"/>
+                <w:sz w:val="18"/>
+                <w:szCs w:val="18"/>
               </w:rPr>
               <w:t>custom.cedula</w:t>
             </w:r>
@@ -823,8 +835,8 @@
               <w:rPr>
                 <w:rFonts w:ascii="Verdana" w:hAnsi="Verdana"/>
                 <w:color w:val="auto"/>
-                <w:sz w:val="20"/>
-                <w:szCs w:val="20"/>
+                <w:sz w:val="18"/>
+                <w:szCs w:val="18"/>
               </w:rPr>
               <w:t>}</w:t>
             </w:r>
@@ -832,7 +844,7 @@
         </w:tc>
         <w:tc>
           <w:tcPr>
-            <w:tcW w:w="3082" w:type="dxa"/>
+            <w:tcW w:w="5739" w:type="dxa"/>
             <w:tcBorders>
               <w:top w:val="nil"/>
               <w:left w:val="nil"/>
@@ -845,8 +857,8 @@
               <w:spacing w:after="0" w:line="480" w:lineRule="auto"/>
               <w:rPr>
                 <w:rFonts w:ascii="Verdana" w:hAnsi="Verdana"/>
-                <w:sz w:val="20"/>
-                <w:szCs w:val="20"/>
+                <w:sz w:val="18"/>
+                <w:szCs w:val="18"/>
               </w:rPr>
             </w:pPr>
           </w:p>
@@ -858,6 +870,41 @@
         </w:trPr>
         <w:tc>
           <w:tcPr>
+            <w:tcW w:w="2184" w:type="dxa"/>
+            <w:tcBorders>
+              <w:top w:val="nil"/>
+              <w:left w:val="nil"/>
+              <w:bottom w:val="nil"/>
+              <w:right w:val="nil"/>
+            </w:tcBorders>
+          </w:tcPr>
+          <w:p>
+            <w:pPr>
+              <w:spacing w:after="0" w:line="480" w:lineRule="auto"/>
+              <w:rPr>
+                <w:rFonts w:ascii="Verdana" w:hAnsi="Verdana"/>
+                <w:b/>
+                <w:bCs/>
+                <w:color w:val="auto"/>
+                <w:sz w:val="18"/>
+                <w:szCs w:val="18"/>
+              </w:rPr>
+            </w:pPr>
+            <w:r>
+              <w:rPr>
+                <w:rFonts w:ascii="Verdana" w:hAnsi="Verdana"/>
+                <w:b/>
+                <w:bCs/>
+                <w:color w:val="auto"/>
+                <w:sz w:val="18"/>
+                <w:szCs w:val="18"/>
+              </w:rPr>
+              <w:t>Monto Bruto:</w:t>
+            </w:r>
+          </w:p>
+        </w:tc>
+        <w:tc>
+          <w:tcPr>
             <w:tcW w:w="3081" w:type="dxa"/>
             <w:tcBorders>
               <w:top w:val="nil"/>
@@ -871,29 +918,68 @@
               <w:spacing w:after="0" w:line="480" w:lineRule="auto"/>
               <w:rPr>
                 <w:rFonts w:ascii="Verdana" w:hAnsi="Verdana"/>
-                <w:b/>
-                <w:bCs/>
-                <w:color w:val="auto"/>
-                <w:sz w:val="20"/>
-                <w:szCs w:val="20"/>
-              </w:rPr>
-            </w:pPr>
-            <w:r>
-              <w:rPr>
-                <w:rFonts w:ascii="Verdana" w:hAnsi="Verdana"/>
-                <w:b/>
-                <w:bCs/>
-                <w:color w:val="auto"/>
-                <w:sz w:val="20"/>
-                <w:szCs w:val="20"/>
-              </w:rPr>
-              <w:t>Monto Bruto:</w:t>
-            </w:r>
-          </w:p>
-        </w:tc>
-        <w:tc>
-          <w:tcPr>
-            <w:tcW w:w="3081" w:type="dxa"/>
+                <w:color w:val="auto"/>
+                <w:sz w:val="18"/>
+                <w:szCs w:val="18"/>
+              </w:rPr>
+            </w:pPr>
+            <w:proofErr w:type="gramStart"/>
+            <w:r>
+              <w:rPr>
+                <w:rFonts w:ascii="Verdana" w:hAnsi="Verdana"/>
+                <w:color w:val="auto"/>
+                <w:sz w:val="18"/>
+                <w:szCs w:val="18"/>
+              </w:rPr>
+              <w:t>{</w:t>
+            </w:r>
+            <w:r>
+              <w:rPr>
+                <w:rFonts w:ascii="Verdana" w:hAnsi="Verdana" w:cs="Courier New"/>
+                <w:color w:val="auto"/>
+                <w:sz w:val="18"/>
+                <w:szCs w:val="18"/>
+                <w:shd w:val="clear" w:color="auto" w:fill="FFFFFF"/>
+              </w:rPr>
+              <w:t xml:space="preserve"> </w:t>
+            </w:r>
+            <w:proofErr w:type="spellStart"/>
+            <w:r>
+              <w:rPr>
+                <w:rFonts w:ascii="Verdana" w:hAnsi="Verdana" w:cs="Courier New"/>
+                <w:color w:val="auto"/>
+                <w:sz w:val="18"/>
+                <w:szCs w:val="18"/>
+                <w:shd w:val="clear" w:color="auto" w:fill="FFFFFF"/>
+              </w:rPr>
+              <w:t>custom</w:t>
+            </w:r>
+            <w:proofErr w:type="gramEnd"/>
+            <w:r>
+              <w:rPr>
+                <w:rFonts w:ascii="Verdana" w:hAnsi="Verdana" w:cs="Courier New"/>
+                <w:color w:val="auto"/>
+                <w:sz w:val="18"/>
+                <w:szCs w:val="18"/>
+                <w:shd w:val="clear" w:color="auto" w:fill="FFFFFF"/>
+              </w:rPr>
+              <w:t>.grossAmount</w:t>
+            </w:r>
+            <w:proofErr w:type="spellEnd"/>
+            <w:r>
+              <w:rPr>
+                <w:rFonts w:ascii="Verdana" w:hAnsi="Verdana"/>
+                <w:color w:val="auto"/>
+                <w:sz w:val="18"/>
+                <w:szCs w:val="18"/>
+              </w:rPr>
+              <w:t xml:space="preserve"> }</w:t>
+            </w:r>
+          </w:p>
+        </w:tc>
+        <w:tc>
+          <w:tcPr>
+            <w:tcW w:w="5739" w:type="dxa"/>
             <w:tcBorders>
               <w:top w:val="nil"/>
               <w:left w:val="nil"/>
@@ -906,82 +992,8 @@
               <w:spacing w:after="0" w:line="480" w:lineRule="auto"/>
               <w:rPr>
                 <w:rFonts w:ascii="Verdana" w:hAnsi="Verdana"/>
-                <w:color w:val="auto"/>
-                <w:sz w:val="20"/>
-                <w:szCs w:val="20"/>
-              </w:rPr>
-            </w:pPr>
-            <w:proofErr w:type="gramStart"/>
-            <w:r>
-              <w:rPr>
-                <w:rFonts w:ascii="Verdana" w:hAnsi="Verdana"/>
-                <w:color w:val="auto"/>
-                <w:sz w:val="20"/>
-                <w:szCs w:val="20"/>
-              </w:rPr>
-              <w:t>{</w:t>
-            </w:r>
-            <w:r>
-              <w:rPr>
-                <w:rFonts w:ascii="Verdana" w:hAnsi="Verdana" w:cs="Courier New"/>
-                <w:color w:val="auto"/>
-                <w:sz w:val="20"/>
-                <w:szCs w:val="20"/>
-                <w:shd w:val="clear" w:color="auto" w:fill="FFFFFF"/>
-              </w:rPr>
-              <w:t xml:space="preserve"> </w:t>
-            </w:r>
-            <w:proofErr w:type="spellStart"/>
-            <w:r>
-              <w:rPr>
-                <w:rFonts w:ascii="Verdana" w:hAnsi="Verdana" w:cs="Courier New"/>
-                <w:color w:val="auto"/>
-                <w:sz w:val="20"/>
-                <w:szCs w:val="20"/>
-                <w:shd w:val="clear" w:color="auto" w:fill="FFFFFF"/>
-              </w:rPr>
-              <w:t>custom</w:t>
-            </w:r>
-            <w:proofErr w:type="gramEnd"/>
-            <w:r>
-              <w:rPr>
-                <w:rFonts w:ascii="Verdana" w:hAnsi="Verdana" w:cs="Courier New"/>
-                <w:color w:val="auto"/>
-                <w:sz w:val="20"/>
-                <w:szCs w:val="20"/>
-                <w:shd w:val="clear" w:color="auto" w:fill="FFFFFF"/>
-              </w:rPr>
-              <w:t>.grossAmount</w:t>
-            </w:r>
-            <w:proofErr w:type="spellEnd"/>
-            <w:r>
-              <w:rPr>
-                <w:rFonts w:ascii="Verdana" w:hAnsi="Verdana"/>
-                <w:color w:val="auto"/>
-                <w:sz w:val="20"/>
-                <w:szCs w:val="20"/>
-              </w:rPr>
-              <w:t xml:space="preserve"> }</w:t>
-            </w:r>
-          </w:p>
-        </w:tc>
-        <w:tc>
-          <w:tcPr>
-            <w:tcW w:w="3082" w:type="dxa"/>
-            <w:tcBorders>
-              <w:top w:val="nil"/>
-              <w:left w:val="nil"/>
-              <w:bottom w:val="nil"/>
-              <w:right w:val="nil"/>
-            </w:tcBorders>
-          </w:tcPr>
-          <w:p>
-            <w:pPr>
-              <w:spacing w:after="0" w:line="480" w:lineRule="auto"/>
-              <w:rPr>
-                <w:rFonts w:ascii="Verdana" w:hAnsi="Verdana"/>
-                <w:sz w:val="20"/>
-                <w:szCs w:val="20"/>
+                <w:sz w:val="18"/>
+                <w:szCs w:val="18"/>
               </w:rPr>
             </w:pPr>
           </w:p>
@@ -993,6 +1005,41 @@
         </w:trPr>
         <w:tc>
           <w:tcPr>
+            <w:tcW w:w="2184" w:type="dxa"/>
+            <w:tcBorders>
+              <w:top w:val="nil"/>
+              <w:left w:val="nil"/>
+              <w:bottom w:val="nil"/>
+              <w:right w:val="nil"/>
+            </w:tcBorders>
+          </w:tcPr>
+          <w:p>
+            <w:pPr>
+              <w:spacing w:after="0" w:line="480" w:lineRule="auto"/>
+              <w:rPr>
+                <w:rFonts w:ascii="Verdana" w:hAnsi="Verdana"/>
+                <w:b/>
+                <w:bCs/>
+                <w:color w:val="auto"/>
+                <w:sz w:val="18"/>
+                <w:szCs w:val="18"/>
+              </w:rPr>
+            </w:pPr>
+            <w:r>
+              <w:rPr>
+                <w:rFonts w:ascii="Verdana" w:hAnsi="Verdana"/>
+                <w:b/>
+                <w:bCs/>
+                <w:color w:val="auto"/>
+                <w:sz w:val="18"/>
+                <w:szCs w:val="18"/>
+              </w:rPr>
+              <w:t>Retenciones:</w:t>
+            </w:r>
+          </w:p>
+        </w:tc>
+        <w:tc>
+          <w:tcPr>
             <w:tcW w:w="3081" w:type="dxa"/>
             <w:tcBorders>
               <w:top w:val="nil"/>
@@ -1006,29 +1053,68 @@
               <w:spacing w:after="0" w:line="480" w:lineRule="auto"/>
               <w:rPr>
                 <w:rFonts w:ascii="Verdana" w:hAnsi="Verdana"/>
-                <w:b/>
-                <w:bCs/>
-                <w:color w:val="auto"/>
-                <w:sz w:val="20"/>
-                <w:szCs w:val="20"/>
-              </w:rPr>
-            </w:pPr>
-            <w:r>
-              <w:rPr>
-                <w:rFonts w:ascii="Verdana" w:hAnsi="Verdana"/>
-                <w:b/>
-                <w:bCs/>
-                <w:color w:val="auto"/>
-                <w:sz w:val="20"/>
-                <w:szCs w:val="20"/>
-              </w:rPr>
-              <w:t>Retenciones:</w:t>
-            </w:r>
-          </w:p>
-        </w:tc>
-        <w:tc>
-          <w:tcPr>
-            <w:tcW w:w="3081" w:type="dxa"/>
+                <w:color w:val="auto"/>
+                <w:sz w:val="18"/>
+                <w:szCs w:val="18"/>
+              </w:rPr>
+            </w:pPr>
+            <w:proofErr w:type="gramStart"/>
+            <w:r>
+              <w:rPr>
+                <w:rFonts w:ascii="Verdana" w:hAnsi="Verdana"/>
+                <w:color w:val="auto"/>
+                <w:sz w:val="18"/>
+                <w:szCs w:val="18"/>
+              </w:rPr>
+              <w:t>{</w:t>
+            </w:r>
+            <w:r>
+              <w:rPr>
+                <w:rFonts w:ascii="Verdana" w:hAnsi="Verdana" w:cs="Courier New"/>
+                <w:color w:val="auto"/>
+                <w:sz w:val="18"/>
+                <w:szCs w:val="18"/>
+                <w:shd w:val="clear" w:color="auto" w:fill="FFFFFF"/>
+              </w:rPr>
+              <w:t xml:space="preserve"> </w:t>
+            </w:r>
+            <w:proofErr w:type="spellStart"/>
+            <w:r>
+              <w:rPr>
+                <w:rFonts w:ascii="Verdana" w:hAnsi="Verdana" w:cs="Courier New"/>
+                <w:color w:val="auto"/>
+                <w:sz w:val="18"/>
+                <w:szCs w:val="18"/>
+                <w:shd w:val="clear" w:color="auto" w:fill="FFFFFF"/>
+              </w:rPr>
+              <w:t>custom</w:t>
+            </w:r>
+            <w:proofErr w:type="gramEnd"/>
+            <w:r>
+              <w:rPr>
+                <w:rFonts w:ascii="Verdana" w:hAnsi="Verdana" w:cs="Courier New"/>
+                <w:color w:val="auto"/>
+                <w:sz w:val="18"/>
+                <w:szCs w:val="18"/>
+                <w:shd w:val="clear" w:color="auto" w:fill="FFFFFF"/>
+              </w:rPr>
+              <w:t>.retentions</w:t>
+            </w:r>
+            <w:proofErr w:type="spellEnd"/>
+            <w:r>
+              <w:rPr>
+                <w:rFonts w:ascii="Verdana" w:hAnsi="Verdana"/>
+                <w:color w:val="auto"/>
+                <w:sz w:val="18"/>
+                <w:szCs w:val="18"/>
+              </w:rPr>
+              <w:t xml:space="preserve"> }</w:t>
+            </w:r>
+          </w:p>
+        </w:tc>
+        <w:tc>
+          <w:tcPr>
+            <w:tcW w:w="5739" w:type="dxa"/>
             <w:tcBorders>
               <w:top w:val="nil"/>
               <w:left w:val="nil"/>
@@ -1041,82 +1127,8 @@
               <w:spacing w:after="0" w:line="480" w:lineRule="auto"/>
               <w:rPr>
                 <w:rFonts w:ascii="Verdana" w:hAnsi="Verdana"/>
-                <w:color w:val="auto"/>
-                <w:sz w:val="20"/>
-                <w:szCs w:val="20"/>
-              </w:rPr>
-            </w:pPr>
-            <w:proofErr w:type="gramStart"/>
-            <w:r>
-              <w:rPr>
-                <w:rFonts w:ascii="Verdana" w:hAnsi="Verdana"/>
-                <w:color w:val="auto"/>
-                <w:sz w:val="20"/>
-                <w:szCs w:val="20"/>
-              </w:rPr>
-              <w:t>{</w:t>
-            </w:r>
-            <w:r>
-              <w:rPr>
-                <w:rFonts w:ascii="Verdana" w:hAnsi="Verdana" w:cs="Courier New"/>
-                <w:color w:val="auto"/>
-                <w:sz w:val="20"/>
-                <w:szCs w:val="20"/>
-                <w:shd w:val="clear" w:color="auto" w:fill="FFFFFF"/>
-              </w:rPr>
-              <w:t xml:space="preserve"> </w:t>
-            </w:r>
-            <w:proofErr w:type="spellStart"/>
-            <w:r>
-              <w:rPr>
-                <w:rFonts w:ascii="Verdana" w:hAnsi="Verdana" w:cs="Courier New"/>
-                <w:color w:val="auto"/>
-                <w:sz w:val="20"/>
-                <w:szCs w:val="20"/>
-                <w:shd w:val="clear" w:color="auto" w:fill="FFFFFF"/>
-              </w:rPr>
-              <w:t>custom</w:t>
-            </w:r>
-            <w:proofErr w:type="gramEnd"/>
-            <w:r>
-              <w:rPr>
-                <w:rFonts w:ascii="Verdana" w:hAnsi="Verdana" w:cs="Courier New"/>
-                <w:color w:val="auto"/>
-                <w:sz w:val="20"/>
-                <w:szCs w:val="20"/>
-                <w:shd w:val="clear" w:color="auto" w:fill="FFFFFF"/>
-              </w:rPr>
-              <w:t>.retentions</w:t>
-            </w:r>
-            <w:proofErr w:type="spellEnd"/>
-            <w:r>
-              <w:rPr>
-                <w:rFonts w:ascii="Verdana" w:hAnsi="Verdana"/>
-                <w:color w:val="auto"/>
-                <w:sz w:val="20"/>
-                <w:szCs w:val="20"/>
-              </w:rPr>
-              <w:t xml:space="preserve"> }</w:t>
-            </w:r>
-          </w:p>
-        </w:tc>
-        <w:tc>
-          <w:tcPr>
-            <w:tcW w:w="3082" w:type="dxa"/>
-            <w:tcBorders>
-              <w:top w:val="nil"/>
-              <w:left w:val="nil"/>
-              <w:bottom w:val="nil"/>
-              <w:right w:val="nil"/>
-            </w:tcBorders>
-          </w:tcPr>
-          <w:p>
-            <w:pPr>
-              <w:spacing w:after="0" w:line="480" w:lineRule="auto"/>
-              <w:rPr>
-                <w:rFonts w:ascii="Verdana" w:hAnsi="Verdana"/>
-                <w:sz w:val="20"/>
-                <w:szCs w:val="20"/>
+                <w:sz w:val="18"/>
+                <w:szCs w:val="18"/>
               </w:rPr>
             </w:pPr>
           </w:p>
@@ -1128,6 +1140,41 @@
         </w:trPr>
         <w:tc>
           <w:tcPr>
+            <w:tcW w:w="2184" w:type="dxa"/>
+            <w:tcBorders>
+              <w:top w:val="nil"/>
+              <w:left w:val="nil"/>
+              <w:bottom w:val="nil"/>
+              <w:right w:val="nil"/>
+            </w:tcBorders>
+          </w:tcPr>
+          <w:p>
+            <w:pPr>
+              <w:spacing w:after="0" w:line="480" w:lineRule="auto"/>
+              <w:rPr>
+                <w:rFonts w:ascii="Verdana" w:hAnsi="Verdana"/>
+                <w:b/>
+                <w:bCs/>
+                <w:color w:val="auto"/>
+                <w:sz w:val="18"/>
+                <w:szCs w:val="18"/>
+              </w:rPr>
+            </w:pPr>
+            <w:r>
+              <w:rPr>
+                <w:rFonts w:ascii="Verdana" w:hAnsi="Verdana"/>
+                <w:b/>
+                <w:bCs/>
+                <w:color w:val="auto"/>
+                <w:sz w:val="18"/>
+                <w:szCs w:val="18"/>
+              </w:rPr>
+              <w:t>Retenciones 1%:</w:t>
+            </w:r>
+          </w:p>
+        </w:tc>
+        <w:tc>
+          <w:tcPr>
             <w:tcW w:w="3081" w:type="dxa"/>
             <w:tcBorders>
               <w:top w:val="nil"/>
@@ -1141,29 +1188,68 @@
               <w:spacing w:after="0" w:line="480" w:lineRule="auto"/>
               <w:rPr>
                 <w:rFonts w:ascii="Verdana" w:hAnsi="Verdana"/>
-                <w:b/>
-                <w:bCs/>
-                <w:color w:val="auto"/>
-                <w:sz w:val="20"/>
-                <w:szCs w:val="20"/>
-              </w:rPr>
-            </w:pPr>
-            <w:r>
-              <w:rPr>
-                <w:rFonts w:ascii="Verdana" w:hAnsi="Verdana"/>
-                <w:b/>
-                <w:bCs/>
-                <w:color w:val="auto"/>
-                <w:sz w:val="20"/>
-                <w:szCs w:val="20"/>
-              </w:rPr>
-              <w:t>Retenciones 1%:</w:t>
-            </w:r>
-          </w:p>
-        </w:tc>
-        <w:tc>
-          <w:tcPr>
-            <w:tcW w:w="3081" w:type="dxa"/>
+                <w:color w:val="auto"/>
+                <w:sz w:val="18"/>
+                <w:szCs w:val="18"/>
+              </w:rPr>
+            </w:pPr>
+            <w:proofErr w:type="gramStart"/>
+            <w:r>
+              <w:rPr>
+                <w:rFonts w:ascii="Verdana" w:hAnsi="Verdana"/>
+                <w:color w:val="auto"/>
+                <w:sz w:val="18"/>
+                <w:szCs w:val="18"/>
+              </w:rPr>
+              <w:t>{</w:t>
+            </w:r>
+            <w:r>
+              <w:rPr>
+                <w:rFonts w:ascii="Verdana" w:hAnsi="Verdana" w:cs="Courier New"/>
+                <w:color w:val="auto"/>
+                <w:sz w:val="18"/>
+                <w:szCs w:val="18"/>
+                <w:shd w:val="clear" w:color="auto" w:fill="FFFFFF"/>
+              </w:rPr>
+              <w:t xml:space="preserve"> </w:t>
+            </w:r>
+            <w:proofErr w:type="spellStart"/>
+            <w:r>
+              <w:rPr>
+                <w:rFonts w:ascii="Verdana" w:hAnsi="Verdana" w:cs="Courier New"/>
+                <w:color w:val="auto"/>
+                <w:sz w:val="18"/>
+                <w:szCs w:val="18"/>
+                <w:shd w:val="clear" w:color="auto" w:fill="FFFFFF"/>
+              </w:rPr>
+              <w:t>custom</w:t>
+            </w:r>
+            <w:proofErr w:type="gramEnd"/>
+            <w:r>
+              <w:rPr>
+                <w:rFonts w:ascii="Verdana" w:hAnsi="Verdana" w:cs="Courier New"/>
+                <w:color w:val="auto"/>
+                <w:sz w:val="18"/>
+                <w:szCs w:val="18"/>
+                <w:shd w:val="clear" w:color="auto" w:fill="FFFFFF"/>
+              </w:rPr>
+              <w:t>.retentions</w:t>
+            </w:r>
+            <w:proofErr w:type="spellEnd"/>
+            <w:r>
+              <w:rPr>
+                <w:rFonts w:ascii="Verdana" w:hAnsi="Verdana"/>
+                <w:color w:val="auto"/>
+                <w:sz w:val="18"/>
+                <w:szCs w:val="18"/>
+              </w:rPr>
+              <w:t xml:space="preserve"> }</w:t>
+            </w:r>
+          </w:p>
+        </w:tc>
+        <w:tc>
+          <w:tcPr>
+            <w:tcW w:w="5739" w:type="dxa"/>
             <w:tcBorders>
               <w:top w:val="nil"/>
               <w:left w:val="nil"/>
@@ -1176,82 +1262,8 @@
               <w:spacing w:after="0" w:line="480" w:lineRule="auto"/>
               <w:rPr>
                 <w:rFonts w:ascii="Verdana" w:hAnsi="Verdana"/>
-                <w:color w:val="auto"/>
-                <w:sz w:val="20"/>
-                <w:szCs w:val="20"/>
-              </w:rPr>
-            </w:pPr>
-            <w:proofErr w:type="gramStart"/>
-            <w:r>
-              <w:rPr>
-                <w:rFonts w:ascii="Verdana" w:hAnsi="Verdana"/>
-                <w:color w:val="auto"/>
-                <w:sz w:val="20"/>
-                <w:szCs w:val="20"/>
-              </w:rPr>
-              <w:t>{</w:t>
-            </w:r>
-            <w:r>
-              <w:rPr>
-                <w:rFonts w:ascii="Verdana" w:hAnsi="Verdana" w:cs="Courier New"/>
-                <w:color w:val="auto"/>
-                <w:sz w:val="20"/>
-                <w:szCs w:val="20"/>
-                <w:shd w:val="clear" w:color="auto" w:fill="FFFFFF"/>
-              </w:rPr>
-              <w:t xml:space="preserve"> </w:t>
-            </w:r>
-            <w:proofErr w:type="spellStart"/>
-            <w:r>
-              <w:rPr>
-                <w:rFonts w:ascii="Verdana" w:hAnsi="Verdana" w:cs="Courier New"/>
-                <w:color w:val="auto"/>
-                <w:sz w:val="20"/>
-                <w:szCs w:val="20"/>
-                <w:shd w:val="clear" w:color="auto" w:fill="FFFFFF"/>
-              </w:rPr>
-              <w:t>custom</w:t>
-            </w:r>
-            <w:proofErr w:type="gramEnd"/>
-            <w:r>
-              <w:rPr>
-                <w:rFonts w:ascii="Verdana" w:hAnsi="Verdana" w:cs="Courier New"/>
-                <w:color w:val="auto"/>
-                <w:sz w:val="20"/>
-                <w:szCs w:val="20"/>
-                <w:shd w:val="clear" w:color="auto" w:fill="FFFFFF"/>
-              </w:rPr>
-              <w:t>.retentions</w:t>
-            </w:r>
-            <w:proofErr w:type="spellEnd"/>
-            <w:r>
-              <w:rPr>
-                <w:rFonts w:ascii="Verdana" w:hAnsi="Verdana"/>
-                <w:color w:val="auto"/>
-                <w:sz w:val="20"/>
-                <w:szCs w:val="20"/>
-              </w:rPr>
-              <w:t xml:space="preserve"> }</w:t>
-            </w:r>
-          </w:p>
-        </w:tc>
-        <w:tc>
-          <w:tcPr>
-            <w:tcW w:w="3082" w:type="dxa"/>
-            <w:tcBorders>
-              <w:top w:val="nil"/>
-              <w:left w:val="nil"/>
-              <w:bottom w:val="nil"/>
-              <w:right w:val="nil"/>
-            </w:tcBorders>
-          </w:tcPr>
-          <w:p>
-            <w:pPr>
-              <w:spacing w:after="0" w:line="480" w:lineRule="auto"/>
-              <w:rPr>
-                <w:rFonts w:ascii="Verdana" w:hAnsi="Verdana"/>
-                <w:sz w:val="20"/>
-                <w:szCs w:val="20"/>
+                <w:sz w:val="18"/>
+                <w:szCs w:val="18"/>
               </w:rPr>
             </w:pPr>
           </w:p>
@@ -1263,6 +1275,41 @@
         </w:trPr>
         <w:tc>
           <w:tcPr>
+            <w:tcW w:w="2184" w:type="dxa"/>
+            <w:tcBorders>
+              <w:top w:val="nil"/>
+              <w:left w:val="nil"/>
+              <w:bottom w:val="nil"/>
+              <w:right w:val="nil"/>
+            </w:tcBorders>
+          </w:tcPr>
+          <w:p>
+            <w:pPr>
+              <w:spacing w:after="0" w:line="480" w:lineRule="auto"/>
+              <w:rPr>
+                <w:rFonts w:ascii="Verdana" w:hAnsi="Verdana"/>
+                <w:b/>
+                <w:bCs/>
+                <w:color w:val="auto"/>
+                <w:sz w:val="18"/>
+                <w:szCs w:val="18"/>
+              </w:rPr>
+            </w:pPr>
+            <w:r>
+              <w:rPr>
+                <w:rFonts w:ascii="Verdana" w:hAnsi="Verdana"/>
+                <w:b/>
+                <w:bCs/>
+                <w:color w:val="auto"/>
+                <w:sz w:val="18"/>
+                <w:szCs w:val="18"/>
+              </w:rPr>
+              <w:t>Deducciones:</w:t>
+            </w:r>
+          </w:p>
+        </w:tc>
+        <w:tc>
+          <w:tcPr>
             <w:tcW w:w="3081" w:type="dxa"/>
             <w:tcBorders>
               <w:top w:val="nil"/>
@@ -1276,29 +1323,68 @@
               <w:spacing w:after="0" w:line="480" w:lineRule="auto"/>
               <w:rPr>
                 <w:rFonts w:ascii="Verdana" w:hAnsi="Verdana"/>
-                <w:b/>
-                <w:bCs/>
-                <w:color w:val="auto"/>
-                <w:sz w:val="20"/>
-                <w:szCs w:val="20"/>
-              </w:rPr>
-            </w:pPr>
-            <w:r>
-              <w:rPr>
-                <w:rFonts w:ascii="Verdana" w:hAnsi="Verdana"/>
-                <w:b/>
-                <w:bCs/>
-                <w:color w:val="auto"/>
-                <w:sz w:val="20"/>
-                <w:szCs w:val="20"/>
-              </w:rPr>
-              <w:t>Deducciones:</w:t>
-            </w:r>
-          </w:p>
-        </w:tc>
-        <w:tc>
-          <w:tcPr>
-            <w:tcW w:w="3081" w:type="dxa"/>
+                <w:color w:val="auto"/>
+                <w:sz w:val="18"/>
+                <w:szCs w:val="18"/>
+              </w:rPr>
+            </w:pPr>
+            <w:proofErr w:type="gramStart"/>
+            <w:r>
+              <w:rPr>
+                <w:rFonts w:ascii="Verdana" w:hAnsi="Verdana"/>
+                <w:color w:val="auto"/>
+                <w:sz w:val="18"/>
+                <w:szCs w:val="18"/>
+              </w:rPr>
+              <w:t>{</w:t>
+            </w:r>
+            <w:r>
+              <w:rPr>
+                <w:rFonts w:ascii="Verdana" w:hAnsi="Verdana" w:cs="Courier New"/>
+                <w:color w:val="auto"/>
+                <w:sz w:val="18"/>
+                <w:szCs w:val="18"/>
+                <w:shd w:val="clear" w:color="auto" w:fill="FFFFFF"/>
+              </w:rPr>
+              <w:t xml:space="preserve"> </w:t>
+            </w:r>
+            <w:proofErr w:type="spellStart"/>
+            <w:r>
+              <w:rPr>
+                <w:rFonts w:ascii="Verdana" w:hAnsi="Verdana" w:cs="Courier New"/>
+                <w:color w:val="auto"/>
+                <w:sz w:val="18"/>
+                <w:szCs w:val="18"/>
+                <w:shd w:val="clear" w:color="auto" w:fill="FFFFFF"/>
+              </w:rPr>
+              <w:t>custom</w:t>
+            </w:r>
+            <w:proofErr w:type="gramEnd"/>
+            <w:r>
+              <w:rPr>
+                <w:rFonts w:ascii="Verdana" w:hAnsi="Verdana" w:cs="Courier New"/>
+                <w:color w:val="auto"/>
+                <w:sz w:val="18"/>
+                <w:szCs w:val="18"/>
+                <w:shd w:val="clear" w:color="auto" w:fill="FFFFFF"/>
+              </w:rPr>
+              <w:t>.deductions</w:t>
+            </w:r>
+            <w:proofErr w:type="spellEnd"/>
+            <w:r>
+              <w:rPr>
+                <w:rFonts w:ascii="Verdana" w:hAnsi="Verdana"/>
+                <w:color w:val="auto"/>
+                <w:sz w:val="18"/>
+                <w:szCs w:val="18"/>
+              </w:rPr>
+              <w:t xml:space="preserve"> }</w:t>
+            </w:r>
+          </w:p>
+        </w:tc>
+        <w:tc>
+          <w:tcPr>
+            <w:tcW w:w="5739" w:type="dxa"/>
             <w:tcBorders>
               <w:top w:val="nil"/>
               <w:left w:val="nil"/>
@@ -1309,84 +1395,11 @@
           <w:p>
             <w:pPr>
               <w:spacing w:after="0" w:line="480" w:lineRule="auto"/>
-              <w:rPr>
-                <w:rFonts w:ascii="Verdana" w:hAnsi="Verdana"/>
-                <w:color w:val="auto"/>
-                <w:sz w:val="20"/>
-                <w:szCs w:val="20"/>
-              </w:rPr>
-            </w:pPr>
-            <w:proofErr w:type="gramStart"/>
-            <w:r>
-              <w:rPr>
-                <w:rFonts w:ascii="Verdana" w:hAnsi="Verdana"/>
-                <w:color w:val="auto"/>
-                <w:sz w:val="20"/>
-                <w:szCs w:val="20"/>
-              </w:rPr>
-              <w:t>{</w:t>
-            </w:r>
-            <w:r>
-              <w:rPr>
-                <w:rFonts w:ascii="Verdana" w:hAnsi="Verdana" w:cs="Courier New"/>
-                <w:color w:val="auto"/>
-                <w:sz w:val="20"/>
-                <w:szCs w:val="20"/>
-                <w:shd w:val="clear" w:color="auto" w:fill="FFFFFF"/>
-              </w:rPr>
-              <w:t xml:space="preserve"> </w:t>
-            </w:r>
-            <w:proofErr w:type="spellStart"/>
-            <w:r>
-              <w:rPr>
-                <w:rFonts w:ascii="Verdana" w:hAnsi="Verdana" w:cs="Courier New"/>
-                <w:color w:val="auto"/>
-                <w:sz w:val="20"/>
-                <w:szCs w:val="20"/>
-                <w:shd w:val="clear" w:color="auto" w:fill="FFFFFF"/>
-              </w:rPr>
-              <w:t>custom</w:t>
-            </w:r>
-            <w:proofErr w:type="gramEnd"/>
-            <w:r>
-              <w:rPr>
-                <w:rFonts w:ascii="Verdana" w:hAnsi="Verdana" w:cs="Courier New"/>
-                <w:color w:val="auto"/>
-                <w:sz w:val="20"/>
-                <w:szCs w:val="20"/>
-                <w:shd w:val="clear" w:color="auto" w:fill="FFFFFF"/>
-              </w:rPr>
-              <w:t>.deductions</w:t>
-            </w:r>
-            <w:proofErr w:type="spellEnd"/>
-            <w:r>
-              <w:rPr>
-                <w:rFonts w:ascii="Verdana" w:hAnsi="Verdana"/>
-                <w:color w:val="auto"/>
-                <w:sz w:val="20"/>
-                <w:szCs w:val="20"/>
-              </w:rPr>
-              <w:t xml:space="preserve"> }</w:t>
-            </w:r>
-          </w:p>
-        </w:tc>
-        <w:tc>
-          <w:tcPr>
-            <w:tcW w:w="3082" w:type="dxa"/>
-            <w:tcBorders>
-              <w:top w:val="nil"/>
-              <w:left w:val="nil"/>
-              <w:bottom w:val="nil"/>
-              <w:right w:val="nil"/>
-            </w:tcBorders>
-          </w:tcPr>
-          <w:p>
-            <w:pPr>
-              <w:spacing w:after="0" w:line="480" w:lineRule="auto"/>
-              <w:rPr>
-                <w:rFonts w:ascii="Verdana" w:hAnsi="Verdana"/>
-                <w:sz w:val="20"/>
-                <w:szCs w:val="20"/>
+              <w:ind w:right="-780"/>
+              <w:rPr>
+                <w:rFonts w:ascii="Verdana" w:hAnsi="Verdana"/>
+                <w:sz w:val="18"/>
+                <w:szCs w:val="18"/>
               </w:rPr>
             </w:pPr>
           </w:p>
@@ -1398,6 +1411,41 @@
         </w:trPr>
         <w:tc>
           <w:tcPr>
+            <w:tcW w:w="2184" w:type="dxa"/>
+            <w:tcBorders>
+              <w:top w:val="nil"/>
+              <w:left w:val="nil"/>
+              <w:bottom w:val="single" w:sz="4" w:space="0" w:color="auto"/>
+              <w:right w:val="nil"/>
+            </w:tcBorders>
+          </w:tcPr>
+          <w:p>
+            <w:pPr>
+              <w:spacing w:after="0" w:line="480" w:lineRule="auto"/>
+              <w:rPr>
+                <w:rFonts w:ascii="Verdana" w:hAnsi="Verdana"/>
+                <w:b/>
+                <w:bCs/>
+                <w:color w:val="auto"/>
+                <w:sz w:val="18"/>
+                <w:szCs w:val="18"/>
+              </w:rPr>
+            </w:pPr>
+            <w:r>
+              <w:rPr>
+                <w:rFonts w:ascii="Verdana" w:hAnsi="Verdana"/>
+                <w:b/>
+                <w:bCs/>
+                <w:color w:val="auto"/>
+                <w:sz w:val="18"/>
+                <w:szCs w:val="18"/>
+              </w:rPr>
+              <w:t>Impuesto:</w:t>
+            </w:r>
+          </w:p>
+        </w:tc>
+        <w:tc>
+          <w:tcPr>
             <w:tcW w:w="3081" w:type="dxa"/>
             <w:tcBorders>
               <w:top w:val="nil"/>
@@ -1411,29 +1459,68 @@
               <w:spacing w:after="0" w:line="480" w:lineRule="auto"/>
               <w:rPr>
                 <w:rFonts w:ascii="Verdana" w:hAnsi="Verdana"/>
-                <w:b/>
-                <w:bCs/>
-                <w:color w:val="auto"/>
-                <w:sz w:val="20"/>
-                <w:szCs w:val="20"/>
-              </w:rPr>
-            </w:pPr>
-            <w:r>
-              <w:rPr>
-                <w:rFonts w:ascii="Verdana" w:hAnsi="Verdana"/>
-                <w:b/>
-                <w:bCs/>
-                <w:color w:val="auto"/>
-                <w:sz w:val="20"/>
-                <w:szCs w:val="20"/>
-              </w:rPr>
-              <w:t>Impuesto:</w:t>
-            </w:r>
-          </w:p>
-        </w:tc>
-        <w:tc>
-          <w:tcPr>
-            <w:tcW w:w="3081" w:type="dxa"/>
+                <w:color w:val="auto"/>
+                <w:sz w:val="18"/>
+                <w:szCs w:val="18"/>
+              </w:rPr>
+            </w:pPr>
+            <w:proofErr w:type="gramStart"/>
+            <w:r>
+              <w:rPr>
+                <w:rFonts w:ascii="Verdana" w:hAnsi="Verdana"/>
+                <w:color w:val="auto"/>
+                <w:sz w:val="18"/>
+                <w:szCs w:val="18"/>
+              </w:rPr>
+              <w:t>{</w:t>
+            </w:r>
+            <w:r>
+              <w:rPr>
+                <w:rFonts w:ascii="Verdana" w:hAnsi="Verdana" w:cs="Courier New"/>
+                <w:color w:val="auto"/>
+                <w:sz w:val="18"/>
+                <w:szCs w:val="18"/>
+                <w:shd w:val="clear" w:color="auto" w:fill="FFFFFF"/>
+              </w:rPr>
+              <w:t xml:space="preserve"> </w:t>
+            </w:r>
+            <w:proofErr w:type="spellStart"/>
+            <w:r>
+              <w:rPr>
+                <w:rFonts w:ascii="Verdana" w:hAnsi="Verdana" w:cs="Courier New"/>
+                <w:color w:val="auto"/>
+                <w:sz w:val="18"/>
+                <w:szCs w:val="18"/>
+                <w:shd w:val="clear" w:color="auto" w:fill="FFFFFF"/>
+              </w:rPr>
+              <w:t>custom</w:t>
+            </w:r>
+            <w:proofErr w:type="gramEnd"/>
+            <w:r>
+              <w:rPr>
+                <w:rFonts w:ascii="Verdana" w:hAnsi="Verdana" w:cs="Courier New"/>
+                <w:color w:val="auto"/>
+                <w:sz w:val="18"/>
+                <w:szCs w:val="18"/>
+                <w:shd w:val="clear" w:color="auto" w:fill="FFFFFF"/>
+              </w:rPr>
+              <w:t>.taxes</w:t>
+            </w:r>
+            <w:proofErr w:type="spellEnd"/>
+            <w:r>
+              <w:rPr>
+                <w:rFonts w:ascii="Verdana" w:hAnsi="Verdana"/>
+                <w:color w:val="auto"/>
+                <w:sz w:val="18"/>
+                <w:szCs w:val="18"/>
+              </w:rPr>
+              <w:t xml:space="preserve"> }</w:t>
+            </w:r>
+          </w:p>
+        </w:tc>
+        <w:tc>
+          <w:tcPr>
+            <w:tcW w:w="5739" w:type="dxa"/>
             <w:tcBorders>
               <w:top w:val="nil"/>
               <w:left w:val="nil"/>
@@ -1446,82 +1533,8 @@
               <w:spacing w:after="0" w:line="480" w:lineRule="auto"/>
               <w:rPr>
                 <w:rFonts w:ascii="Verdana" w:hAnsi="Verdana"/>
-                <w:color w:val="auto"/>
-                <w:sz w:val="20"/>
-                <w:szCs w:val="20"/>
-              </w:rPr>
-            </w:pPr>
-            <w:proofErr w:type="gramStart"/>
-            <w:r>
-              <w:rPr>
-                <w:rFonts w:ascii="Verdana" w:hAnsi="Verdana"/>
-                <w:color w:val="auto"/>
-                <w:sz w:val="20"/>
-                <w:szCs w:val="20"/>
-              </w:rPr>
-              <w:t>{</w:t>
-            </w:r>
-            <w:r>
-              <w:rPr>
-                <w:rFonts w:ascii="Verdana" w:hAnsi="Verdana" w:cs="Courier New"/>
-                <w:color w:val="auto"/>
-                <w:sz w:val="20"/>
-                <w:szCs w:val="20"/>
-                <w:shd w:val="clear" w:color="auto" w:fill="FFFFFF"/>
-              </w:rPr>
-              <w:t xml:space="preserve"> </w:t>
-            </w:r>
-            <w:proofErr w:type="spellStart"/>
-            <w:r>
-              <w:rPr>
-                <w:rFonts w:ascii="Verdana" w:hAnsi="Verdana" w:cs="Courier New"/>
-                <w:color w:val="auto"/>
-                <w:sz w:val="20"/>
-                <w:szCs w:val="20"/>
-                <w:shd w:val="clear" w:color="auto" w:fill="FFFFFF"/>
-              </w:rPr>
-              <w:t>custom</w:t>
-            </w:r>
-            <w:proofErr w:type="gramEnd"/>
-            <w:r>
-              <w:rPr>
-                <w:rFonts w:ascii="Verdana" w:hAnsi="Verdana" w:cs="Courier New"/>
-                <w:color w:val="auto"/>
-                <w:sz w:val="20"/>
-                <w:szCs w:val="20"/>
-                <w:shd w:val="clear" w:color="auto" w:fill="FFFFFF"/>
-              </w:rPr>
-              <w:t>.taxes</w:t>
-            </w:r>
-            <w:proofErr w:type="spellEnd"/>
-            <w:r>
-              <w:rPr>
-                <w:rFonts w:ascii="Verdana" w:hAnsi="Verdana"/>
-                <w:color w:val="auto"/>
-                <w:sz w:val="20"/>
-                <w:szCs w:val="20"/>
-              </w:rPr>
-              <w:t xml:space="preserve"> }</w:t>
-            </w:r>
-          </w:p>
-        </w:tc>
-        <w:tc>
-          <w:tcPr>
-            <w:tcW w:w="3082" w:type="dxa"/>
-            <w:tcBorders>
-              <w:top w:val="nil"/>
-              <w:left w:val="nil"/>
-              <w:bottom w:val="single" w:sz="4" w:space="0" w:color="auto"/>
-              <w:right w:val="nil"/>
-            </w:tcBorders>
-          </w:tcPr>
-          <w:p>
-            <w:pPr>
-              <w:spacing w:after="0" w:line="480" w:lineRule="auto"/>
-              <w:rPr>
-                <w:rFonts w:ascii="Verdana" w:hAnsi="Verdana"/>
-                <w:sz w:val="20"/>
-                <w:szCs w:val="20"/>
+                <w:sz w:val="18"/>
+                <w:szCs w:val="18"/>
               </w:rPr>
             </w:pPr>
           </w:p>
@@ -1530,42 +1543,42 @@
       <w:tr>
         <w:tc>
           <w:tcPr>
+            <w:tcW w:w="2184" w:type="dxa"/>
+            <w:tcBorders>
+              <w:left w:val="nil"/>
+              <w:bottom w:val="nil"/>
+              <w:right w:val="nil"/>
+            </w:tcBorders>
+          </w:tcPr>
+          <w:p>
+            <w:pPr>
+              <w:spacing w:after="0" w:line="480" w:lineRule="auto"/>
+              <w:rPr>
+                <w:rFonts w:ascii="Verdana" w:hAnsi="Verdana"/>
+                <w:b/>
+                <w:bCs/>
+                <w:color w:val="auto"/>
+                <w:sz w:val="18"/>
+                <w:szCs w:val="18"/>
+              </w:rPr>
+            </w:pPr>
+            <w:r>
+              <w:rPr>
+                <w:rFonts w:ascii="Verdana" w:hAnsi="Verdana"/>
+                <w:b/>
+                <w:bCs/>
+                <w:color w:val="auto"/>
+                <w:sz w:val="18"/>
+                <w:szCs w:val="18"/>
+              </w:rPr>
+              <w:t>Monto Cheque:</w:t>
+            </w:r>
+          </w:p>
+        </w:tc>
+        <w:tc>
+          <w:tcPr>
             <w:tcW w:w="3081" w:type="dxa"/>
             <w:tcBorders>
-              <w:left w:val="nil"/>
-              <w:bottom w:val="nil"/>
-              <w:right w:val="nil"/>
-            </w:tcBorders>
-          </w:tcPr>
-          <w:p>
-            <w:pPr>
-              <w:spacing w:after="0" w:line="480" w:lineRule="auto"/>
-              <w:rPr>
-                <w:rFonts w:ascii="Verdana" w:hAnsi="Verdana"/>
-                <w:b/>
-                <w:bCs/>
-                <w:color w:val="auto"/>
-                <w:sz w:val="20"/>
-                <w:szCs w:val="20"/>
-              </w:rPr>
-            </w:pPr>
-            <w:r>
-              <w:rPr>
-                <w:rFonts w:ascii="Verdana" w:hAnsi="Verdana"/>
-                <w:b/>
-                <w:bCs/>
-                <w:color w:val="auto"/>
-                <w:sz w:val="20"/>
-                <w:szCs w:val="20"/>
-              </w:rPr>
-              <w:t>Monto Cheque:</w:t>
-            </w:r>
-          </w:p>
-        </w:tc>
-        <w:tc>
-          <w:tcPr>
-            <w:tcW w:w="3081" w:type="dxa"/>
-            <w:tcBorders>
               <w:top w:val="single" w:sz="4" w:space="0" w:color="auto"/>
               <w:left w:val="nil"/>
               <w:bottom w:val="single" w:sz="4" w:space="0" w:color="auto"/>
@@ -1578,8 +1591,8 @@
               <w:rPr>
                 <w:rFonts w:ascii="Verdana" w:hAnsi="Verdana"/>
                 <w:color w:val="auto"/>
-                <w:sz w:val="20"/>
-                <w:szCs w:val="20"/>
+                <w:sz w:val="18"/>
+                <w:szCs w:val="18"/>
               </w:rPr>
             </w:pPr>
             <w:proofErr w:type="gramStart"/>
@@ -1587,8 +1600,8 @@
               <w:rPr>
                 <w:rFonts w:ascii="Verdana" w:hAnsi="Verdana"/>
                 <w:color w:val="auto"/>
-                <w:sz w:val="20"/>
-                <w:szCs w:val="20"/>
+                <w:sz w:val="18"/>
+                <w:szCs w:val="18"/>
               </w:rPr>
               <w:t>{</w:t>
             </w:r>
@@ -1596,8 +1609,8 @@
               <w:rPr>
                 <w:rFonts w:ascii="Verdana" w:hAnsi="Verdana" w:cs="Courier New"/>
                 <w:color w:val="auto"/>
-                <w:sz w:val="20"/>
-                <w:szCs w:val="20"/>
+                <w:sz w:val="18"/>
+                <w:szCs w:val="18"/>
                 <w:shd w:val="clear" w:color="auto" w:fill="FFFFFF"/>
               </w:rPr>
               <w:t xml:space="preserve"> </w:t>
@@ -1607,8 +1620,8 @@
               <w:rPr>
                 <w:rFonts w:ascii="Verdana" w:hAnsi="Verdana" w:cs="Courier New"/>
                 <w:color w:val="auto"/>
-                <w:sz w:val="20"/>
-                <w:szCs w:val="20"/>
+                <w:sz w:val="18"/>
+                <w:szCs w:val="18"/>
                 <w:shd w:val="clear" w:color="auto" w:fill="FFFFFF"/>
               </w:rPr>
               <w:t>custom</w:t>
@@ -1618,8 +1631,8 @@
               <w:rPr>
                 <w:rFonts w:ascii="Verdana" w:hAnsi="Verdana" w:cs="Courier New"/>
                 <w:color w:val="auto"/>
-                <w:sz w:val="20"/>
-                <w:szCs w:val="20"/>
+                <w:sz w:val="18"/>
+                <w:szCs w:val="18"/>
                 <w:shd w:val="clear" w:color="auto" w:fill="FFFFFF"/>
               </w:rPr>
               <w:t>.total</w:t>
@@ -1629,8 +1642,8 @@
               <w:rPr>
                 <w:rFonts w:ascii="Verdana" w:hAnsi="Verdana"/>
                 <w:color w:val="auto"/>
-                <w:sz w:val="20"/>
-                <w:szCs w:val="20"/>
+                <w:sz w:val="18"/>
+                <w:szCs w:val="18"/>
               </w:rPr>
               <w:t xml:space="preserve"> }</w:t>
             </w:r>
@@ -1638,7 +1651,7 @@
         </w:tc>
         <w:tc>
           <w:tcPr>
-            <w:tcW w:w="3082" w:type="dxa"/>
+            <w:tcW w:w="5739" w:type="dxa"/>
             <w:tcBorders>
               <w:top w:val="single" w:sz="4" w:space="0" w:color="auto"/>
               <w:left w:val="nil"/>
@@ -1651,8 +1664,8 @@
               <w:spacing w:after="0" w:line="480" w:lineRule="auto"/>
               <w:rPr>
                 <w:rFonts w:ascii="Verdana" w:hAnsi="Verdana"/>
-                <w:sz w:val="20"/>
-                <w:szCs w:val="20"/>
+                <w:sz w:val="18"/>
+                <w:szCs w:val="18"/>
               </w:rPr>
             </w:pPr>
           </w:p>
@@ -1664,32 +1677,32 @@
         </w:trPr>
         <w:tc>
           <w:tcPr>
-            <w:tcW w:w="3081" w:type="dxa"/>
-            <w:tcBorders>
-              <w:left w:val="nil"/>
-              <w:right w:val="nil"/>
-            </w:tcBorders>
-          </w:tcPr>
-          <w:p>
-            <w:pPr>
-              <w:spacing w:after="0" w:line="480" w:lineRule="auto"/>
-              <w:rPr>
-                <w:rFonts w:ascii="Verdana" w:hAnsi="Verdana"/>
-                <w:b/>
-                <w:bCs/>
-                <w:color w:val="auto"/>
-                <w:sz w:val="20"/>
-                <w:szCs w:val="20"/>
-              </w:rPr>
-            </w:pPr>
-            <w:r>
-              <w:rPr>
-                <w:rFonts w:ascii="Verdana" w:hAnsi="Verdana"/>
-                <w:b/>
-                <w:bCs/>
-                <w:color w:val="auto"/>
-                <w:sz w:val="20"/>
-                <w:szCs w:val="20"/>
+            <w:tcW w:w="2184" w:type="dxa"/>
+            <w:tcBorders>
+              <w:left w:val="nil"/>
+              <w:right w:val="nil"/>
+            </w:tcBorders>
+          </w:tcPr>
+          <w:p>
+            <w:pPr>
+              <w:spacing w:after="0" w:line="480" w:lineRule="auto"/>
+              <w:rPr>
+                <w:rFonts w:ascii="Verdana" w:hAnsi="Verdana"/>
+                <w:b/>
+                <w:bCs/>
+                <w:color w:val="auto"/>
+                <w:sz w:val="18"/>
+                <w:szCs w:val="18"/>
+              </w:rPr>
+            </w:pPr>
+            <w:r>
+              <w:rPr>
+                <w:rFonts w:ascii="Verdana" w:hAnsi="Verdana"/>
+                <w:b/>
+                <w:bCs/>
+                <w:color w:val="auto"/>
+                <w:sz w:val="18"/>
+                <w:szCs w:val="18"/>
               </w:rPr>
               <w:t>Concepto</w:t>
             </w:r>
@@ -1697,7 +1710,7 @@
         </w:tc>
         <w:tc>
           <w:tcPr>
-            <w:tcW w:w="6163" w:type="dxa"/>
+            <w:tcW w:w="8820" w:type="dxa"/>
             <w:gridSpan w:val="2"/>
             <w:tcBorders>
               <w:top w:val="single" w:sz="4" w:space="0" w:color="auto"/>
@@ -1711,8 +1724,8 @@
               <w:rPr>
                 <w:rFonts w:ascii="Verdana" w:hAnsi="Verdana"/>
                 <w:color w:val="auto"/>
-                <w:sz w:val="20"/>
-                <w:szCs w:val="20"/>
+                <w:sz w:val="18"/>
+                <w:szCs w:val="18"/>
               </w:rPr>
             </w:pPr>
             <w:proofErr w:type="gramStart"/>
@@ -1720,8 +1733,8 @@
               <w:rPr>
                 <w:rFonts w:ascii="Verdana" w:hAnsi="Verdana"/>
                 <w:color w:val="auto"/>
-                <w:sz w:val="20"/>
-                <w:szCs w:val="20"/>
+                <w:sz w:val="18"/>
+                <w:szCs w:val="18"/>
               </w:rPr>
               <w:t>{</w:t>
             </w:r>
@@ -1729,8 +1742,8 @@
               <w:rPr>
                 <w:rFonts w:ascii="Verdana" w:hAnsi="Verdana" w:cs="Courier New"/>
                 <w:color w:val="auto"/>
-                <w:sz w:val="20"/>
-                <w:szCs w:val="20"/>
+                <w:sz w:val="18"/>
+                <w:szCs w:val="18"/>
                 <w:shd w:val="clear" w:color="auto" w:fill="FFFFFF"/>
               </w:rPr>
               <w:t xml:space="preserve"> </w:t>
@@ -1740,8 +1753,8 @@
               <w:rPr>
                 <w:rFonts w:ascii="Verdana" w:hAnsi="Verdana" w:cs="Courier New"/>
                 <w:color w:val="auto"/>
-                <w:sz w:val="20"/>
-                <w:szCs w:val="20"/>
+                <w:sz w:val="18"/>
+                <w:szCs w:val="18"/>
                 <w:shd w:val="clear" w:color="auto" w:fill="FFFFFF"/>
               </w:rPr>
               <w:t>custom</w:t>
@@ -1751,8 +1764,8 @@
               <w:rPr>
                 <w:rFonts w:ascii="Verdana" w:hAnsi="Verdana" w:cs="Courier New"/>
                 <w:color w:val="auto"/>
-                <w:sz w:val="20"/>
-                <w:szCs w:val="20"/>
+                <w:sz w:val="18"/>
+                <w:szCs w:val="18"/>
                 <w:shd w:val="clear" w:color="auto" w:fill="FFFFFF"/>
               </w:rPr>
               <w:t>.concept</w:t>
@@ -1762,8 +1775,8 @@
               <w:rPr>
                 <w:rFonts w:ascii="Verdana" w:hAnsi="Verdana"/>
                 <w:color w:val="auto"/>
-                <w:sz w:val="20"/>
-                <w:szCs w:val="20"/>
+                <w:sz w:val="18"/>
+                <w:szCs w:val="18"/>
               </w:rPr>
               <w:t xml:space="preserve"> }</w:t>
             </w:r>
@@ -1773,6 +1786,39 @@
       <w:tr>
         <w:tc>
           <w:tcPr>
+            <w:tcW w:w="2184" w:type="dxa"/>
+            <w:tcBorders>
+              <w:left w:val="nil"/>
+              <w:right w:val="nil"/>
+            </w:tcBorders>
+          </w:tcPr>
+          <w:p>
+            <w:pPr>
+              <w:spacing w:after="0" w:line="480" w:lineRule="auto"/>
+              <w:rPr>
+                <w:rFonts w:ascii="Verdana" w:hAnsi="Verdana"/>
+                <w:b/>
+                <w:bCs/>
+                <w:color w:val="auto"/>
+                <w:sz w:val="18"/>
+                <w:szCs w:val="18"/>
+              </w:rPr>
+            </w:pPr>
+            <w:r>
+              <w:rPr>
+                <w:rFonts w:ascii="Verdana" w:hAnsi="Verdana"/>
+                <w:b/>
+                <w:bCs/>
+                <w:color w:val="auto"/>
+                <w:sz w:val="18"/>
+                <w:szCs w:val="18"/>
+              </w:rPr>
+              <w:t>Moneda:</w:t>
+            </w:r>
+          </w:p>
+        </w:tc>
+        <w:tc>
+          <w:tcPr>
             <w:tcW w:w="3081" w:type="dxa"/>
             <w:tcBorders>
               <w:left w:val="nil"/>
@@ -1784,42 +1830,9 @@
               <w:spacing w:after="0" w:line="480" w:lineRule="auto"/>
               <w:rPr>
                 <w:rFonts w:ascii="Verdana" w:hAnsi="Verdana"/>
-                <w:b/>
-                <w:bCs/>
-                <w:color w:val="auto"/>
-                <w:sz w:val="20"/>
-                <w:szCs w:val="20"/>
-              </w:rPr>
-            </w:pPr>
-            <w:r>
-              <w:rPr>
-                <w:rFonts w:ascii="Verdana" w:hAnsi="Verdana"/>
-                <w:b/>
-                <w:bCs/>
-                <w:color w:val="auto"/>
-                <w:sz w:val="20"/>
-                <w:szCs w:val="20"/>
-              </w:rPr>
-              <w:t>Moneda:</w:t>
-            </w:r>
-          </w:p>
-        </w:tc>
-        <w:tc>
-          <w:tcPr>
-            <w:tcW w:w="3081" w:type="dxa"/>
-            <w:tcBorders>
-              <w:left w:val="nil"/>
-              <w:right w:val="nil"/>
-            </w:tcBorders>
-          </w:tcPr>
-          <w:p>
-            <w:pPr>
-              <w:spacing w:after="0" w:line="480" w:lineRule="auto"/>
-              <w:rPr>
-                <w:rFonts w:ascii="Verdana" w:hAnsi="Verdana"/>
-                <w:color w:val="auto"/>
-                <w:sz w:val="20"/>
-                <w:szCs w:val="20"/>
+                <w:color w:val="auto"/>
+                <w:sz w:val="18"/>
+                <w:szCs w:val="18"/>
               </w:rPr>
             </w:pPr>
             <w:proofErr w:type="gramStart"/>
@@ -1827,8 +1840,8 @@
               <w:rPr>
                 <w:rFonts w:ascii="Verdana" w:hAnsi="Verdana"/>
                 <w:color w:val="auto"/>
-                <w:sz w:val="20"/>
-                <w:szCs w:val="20"/>
+                <w:sz w:val="18"/>
+                <w:szCs w:val="18"/>
               </w:rPr>
               <w:t>{</w:t>
             </w:r>
@@ -1836,8 +1849,8 @@
               <w:rPr>
                 <w:rFonts w:ascii="Verdana" w:hAnsi="Verdana" w:cs="Courier New"/>
                 <w:color w:val="auto"/>
-                <w:sz w:val="20"/>
-                <w:szCs w:val="20"/>
+                <w:sz w:val="18"/>
+                <w:szCs w:val="18"/>
                 <w:shd w:val="clear" w:color="auto" w:fill="FFFFFF"/>
               </w:rPr>
               <w:t xml:space="preserve"> </w:t>
@@ -1847,8 +1860,8 @@
               <w:rPr>
                 <w:rFonts w:ascii="Verdana" w:hAnsi="Verdana" w:cs="Courier New"/>
                 <w:color w:val="auto"/>
-                <w:sz w:val="20"/>
-                <w:szCs w:val="20"/>
+                <w:sz w:val="18"/>
+                <w:szCs w:val="18"/>
                 <w:shd w:val="clear" w:color="auto" w:fill="FFFFFF"/>
               </w:rPr>
               <w:t>custom</w:t>
@@ -1858,8 +1871,8 @@
               <w:rPr>
                 <w:rFonts w:ascii="Verdana" w:hAnsi="Verdana" w:cs="Courier New"/>
                 <w:color w:val="auto"/>
-                <w:sz w:val="20"/>
-                <w:szCs w:val="20"/>
+                <w:sz w:val="18"/>
+                <w:szCs w:val="18"/>
                 <w:shd w:val="clear" w:color="auto" w:fill="FFFFFF"/>
               </w:rPr>
               <w:t>.currency</w:t>
@@ -1869,8 +1882,8 @@
               <w:rPr>
                 <w:rFonts w:ascii="Verdana" w:hAnsi="Verdana"/>
                 <w:color w:val="auto"/>
-                <w:sz w:val="20"/>
-                <w:szCs w:val="20"/>
+                <w:sz w:val="18"/>
+                <w:szCs w:val="18"/>
               </w:rPr>
               <w:t xml:space="preserve"> }</w:t>
             </w:r>
@@ -1878,19 +1891,19 @@
         </w:tc>
         <w:tc>
           <w:tcPr>
-            <w:tcW w:w="3082" w:type="dxa"/>
-            <w:tcBorders>
-              <w:left w:val="nil"/>
-              <w:right w:val="nil"/>
-            </w:tcBorders>
-          </w:tcPr>
-          <w:p>
-            <w:pPr>
-              <w:spacing w:after="0" w:line="480" w:lineRule="auto"/>
-              <w:rPr>
-                <w:rFonts w:ascii="Verdana" w:hAnsi="Verdana"/>
-                <w:sz w:val="20"/>
-                <w:szCs w:val="20"/>
+            <w:tcW w:w="5739" w:type="dxa"/>
+            <w:tcBorders>
+              <w:left w:val="nil"/>
+              <w:right w:val="nil"/>
+            </w:tcBorders>
+          </w:tcPr>
+          <w:p>
+            <w:pPr>
+              <w:spacing w:after="0" w:line="480" w:lineRule="auto"/>
+              <w:rPr>
+                <w:rFonts w:ascii="Verdana" w:hAnsi="Verdana"/>
+                <w:sz w:val="18"/>
+                <w:szCs w:val="18"/>
               </w:rPr>
             </w:pPr>
           </w:p>
@@ -1902,7 +1915,7 @@
         </w:trPr>
         <w:tc>
           <w:tcPr>
-            <w:tcW w:w="3081" w:type="dxa"/>
+            <w:tcW w:w="2184" w:type="dxa"/>
             <w:tcBorders>
               <w:top w:val="nil"/>
               <w:left w:val="nil"/>
@@ -1917,18 +1930,18 @@
                 <w:b/>
                 <w:bCs/>
                 <w:color w:val="auto"/>
-                <w:sz w:val="20"/>
-                <w:szCs w:val="20"/>
-              </w:rPr>
-            </w:pPr>
-            <w:r>
-              <w:rPr>
-                <w:rFonts w:ascii="Verdana" w:hAnsi="Verdana"/>
-                <w:b/>
-                <w:bCs/>
-                <w:color w:val="auto"/>
-                <w:sz w:val="20"/>
-                <w:szCs w:val="20"/>
+                <w:sz w:val="18"/>
+                <w:szCs w:val="18"/>
+              </w:rPr>
+            </w:pPr>
+            <w:r>
+              <w:rPr>
+                <w:rFonts w:ascii="Verdana" w:hAnsi="Verdana"/>
+                <w:b/>
+                <w:bCs/>
+                <w:color w:val="auto"/>
+                <w:sz w:val="18"/>
+                <w:szCs w:val="18"/>
               </w:rPr>
               <w:t>Observación:</w:t>
             </w:r>
@@ -1936,7 +1949,7 @@
         </w:tc>
         <w:tc>
           <w:tcPr>
-            <w:tcW w:w="6163" w:type="dxa"/>
+            <w:tcW w:w="8820" w:type="dxa"/>
             <w:gridSpan w:val="2"/>
             <w:tcBorders>
               <w:top w:val="nil"/>
@@ -1949,8 +1962,8 @@
               <w:spacing w:after="0" w:line="480" w:lineRule="auto"/>
               <w:rPr>
                 <w:rFonts w:ascii="Verdana" w:hAnsi="Verdana"/>
-                <w:sz w:val="20"/>
-                <w:szCs w:val="20"/>
+                <w:sz w:val="18"/>
+                <w:szCs w:val="18"/>
               </w:rPr>
             </w:pPr>
             <w:proofErr w:type="gramStart"/>
@@ -1958,8 +1971,8 @@
               <w:rPr>
                 <w:rFonts w:ascii="Verdana" w:hAnsi="Verdana"/>
                 <w:color w:val="auto"/>
-                <w:sz w:val="20"/>
-                <w:szCs w:val="20"/>
+                <w:sz w:val="18"/>
+                <w:szCs w:val="18"/>
               </w:rPr>
               <w:t>{</w:t>
             </w:r>
@@ -1967,8 +1980,8 @@
               <w:rPr>
                 <w:rFonts w:ascii="Verdana" w:hAnsi="Verdana" w:cs="Courier New"/>
                 <w:color w:val="auto"/>
-                <w:sz w:val="20"/>
-                <w:szCs w:val="20"/>
+                <w:sz w:val="18"/>
+                <w:szCs w:val="18"/>
                 <w:shd w:val="clear" w:color="auto" w:fill="FFFFFF"/>
               </w:rPr>
               <w:t xml:space="preserve"> </w:t>
@@ -1978,8 +1991,8 @@
               <w:rPr>
                 <w:rFonts w:ascii="Verdana" w:hAnsi="Verdana" w:cs="Courier New"/>
                 <w:color w:val="auto"/>
-                <w:sz w:val="20"/>
-                <w:szCs w:val="20"/>
+                <w:sz w:val="18"/>
+                <w:szCs w:val="18"/>
                 <w:shd w:val="clear" w:color="auto" w:fill="FFFFFF"/>
               </w:rPr>
               <w:t>custom</w:t>
@@ -1989,8 +2002,8 @@
               <w:rPr>
                 <w:rFonts w:ascii="Verdana" w:hAnsi="Verdana" w:cs="Courier New"/>
                 <w:color w:val="auto"/>
-                <w:sz w:val="20"/>
-                <w:szCs w:val="20"/>
+                <w:sz w:val="18"/>
+                <w:szCs w:val="18"/>
                 <w:shd w:val="clear" w:color="auto" w:fill="FFFFFF"/>
               </w:rPr>
               <w:t>.reference</w:t>
@@ -2000,8 +2013,8 @@
               <w:rPr>
                 <w:rFonts w:ascii="Verdana" w:hAnsi="Verdana"/>
                 <w:color w:val="auto"/>
-                <w:sz w:val="20"/>
-                <w:szCs w:val="20"/>
+                <w:sz w:val="18"/>
+                <w:szCs w:val="18"/>
               </w:rPr>
               <w:t xml:space="preserve"> }</w:t>
             </w:r>
@@ -2011,7 +2024,7 @@
       <w:tr>
         <w:tc>
           <w:tcPr>
-            <w:tcW w:w="3081" w:type="dxa"/>
+            <w:tcW w:w="2184" w:type="dxa"/>
             <w:tcBorders>
               <w:left w:val="nil"/>
               <w:right w:val="nil"/>
@@ -2055,8 +2068,8 @@
                 <w:rFonts w:ascii="Arial" w:eastAsia="Times New Roman" w:hAnsi="Arial" w:cs="Arial"/>
                 <w:b/>
                 <w:bCs/>
-                <w:sz w:val="17"/>
-                <w:szCs w:val="17"/>
+                <w:sz w:val="18"/>
+                <w:szCs w:val="18"/>
                 <w:lang w:eastAsia="es-CL"/>
               </w:rPr>
               <w:t xml:space="preserve">           {</w:t>
@@ -2068,8 +2081,8 @@
                 <w:rFonts w:ascii="Arial" w:eastAsia="Times New Roman" w:hAnsi="Arial" w:cs="Arial"/>
                 <w:b/>
                 <w:bCs/>
-                <w:sz w:val="17"/>
-                <w:szCs w:val="17"/>
+                <w:sz w:val="18"/>
+                <w:szCs w:val="18"/>
                 <w:lang w:eastAsia="es-CL"/>
               </w:rPr>
               <w:t>custom.usuario</w:t>
@@ -2081,8 +2094,8 @@
                 <w:rFonts w:ascii="Arial" w:eastAsia="Times New Roman" w:hAnsi="Arial" w:cs="Arial"/>
                 <w:b/>
                 <w:bCs/>
-                <w:sz w:val="17"/>
-                <w:szCs w:val="17"/>
+                <w:sz w:val="18"/>
+                <w:szCs w:val="18"/>
                 <w:lang w:eastAsia="es-CL"/>
               </w:rPr>
               <w:t>}</w:t>
@@ -2100,14 +2113,25 @@
           <w:p>
             <w:pPr>
               <w:spacing w:after="0" w:line="480" w:lineRule="auto"/>
-              <w:rPr>
-                <w:rFonts w:ascii="Verdana" w:hAnsi="Verdana"/>
-                <w:b/>
-                <w:bCs/>
-                <w:sz w:val="18"/>
-                <w:szCs w:val="18"/>
-              </w:rPr>
-            </w:pPr>
+              <w:jc w:val="center"/>
+              <w:rPr>
+                <w:rFonts w:ascii="Verdana" w:hAnsi="Verdana"/>
+                <w:b/>
+                <w:bCs/>
+                <w:sz w:val="18"/>
+                <w:szCs w:val="18"/>
+              </w:rPr>
+            </w:pPr>
+            <w:r>
+              <w:rPr>
+                <w:rFonts w:ascii="Verdana" w:hAnsi="Verdana"/>
+                <w:b/>
+                <w:bCs/>
+                <w:sz w:val="18"/>
+                <w:szCs w:val="18"/>
+              </w:rPr>
+              <w:t xml:space="preserve">                </w:t>
+            </w:r>
             <w:r>
               <w:rPr>
                 <w:rFonts w:ascii="Verdana" w:hAnsi="Verdana"/>
@@ -2122,15 +2146,16 @@
         </w:tc>
         <w:tc>
           <w:tcPr>
-            <w:tcW w:w="3082" w:type="dxa"/>
-            <w:tcBorders>
-              <w:left w:val="nil"/>
-              <w:right w:val="nil"/>
-            </w:tcBorders>
-          </w:tcPr>
-          <w:p>
-            <w:pPr>
-              <w:spacing w:after="0" w:line="480" w:lineRule="auto"/>
+            <w:tcW w:w="5739" w:type="dxa"/>
+            <w:tcBorders>
+              <w:left w:val="nil"/>
+              <w:right w:val="nil"/>
+            </w:tcBorders>
+          </w:tcPr>
+          <w:p>
+            <w:pPr>
+              <w:spacing w:after="0" w:line="480" w:lineRule="auto"/>
+              <w:jc w:val="center"/>
               <w:rPr>
                 <w:rFonts w:ascii="Verdana" w:hAnsi="Verdana"/>
                 <w:b/>
@@ -2155,30 +2180,31 @@
       <w:tr>
         <w:tc>
           <w:tcPr>
-            <w:tcW w:w="3081" w:type="dxa"/>
-            <w:tcBorders>
-              <w:left w:val="nil"/>
-              <w:right w:val="nil"/>
-            </w:tcBorders>
-          </w:tcPr>
-          <w:p>
-            <w:pPr>
-              <w:spacing w:after="0" w:line="480" w:lineRule="auto"/>
-              <w:rPr>
-                <w:rFonts w:ascii="Verdana" w:hAnsi="Verdana"/>
-                <w:b/>
-                <w:bCs/>
-                <w:sz w:val="16"/>
-                <w:szCs w:val="16"/>
-              </w:rPr>
-            </w:pPr>
-            <w:r>
-              <w:rPr>
-                <w:rFonts w:ascii="Verdana" w:hAnsi="Verdana"/>
-                <w:b/>
-                <w:bCs/>
-                <w:sz w:val="20"/>
-                <w:szCs w:val="20"/>
+            <w:tcW w:w="5265" w:type="dxa"/>
+            <w:gridSpan w:val="2"/>
+            <w:tcBorders>
+              <w:left w:val="nil"/>
+              <w:right w:val="nil"/>
+            </w:tcBorders>
+          </w:tcPr>
+          <w:p>
+            <w:pPr>
+              <w:spacing w:after="0" w:line="480" w:lineRule="auto"/>
+              <w:rPr>
+                <w:rFonts w:ascii="Verdana" w:hAnsi="Verdana"/>
+                <w:b/>
+                <w:bCs/>
+                <w:sz w:val="18"/>
+                <w:szCs w:val="18"/>
+              </w:rPr>
+            </w:pPr>
+            <w:r>
+              <w:rPr>
+                <w:rFonts w:ascii="Verdana" w:hAnsi="Verdana"/>
+                <w:b/>
+                <w:bCs/>
+                <w:sz w:val="18"/>
+                <w:szCs w:val="18"/>
               </w:rPr>
               <w:t>{</w:t>
             </w:r>
@@ -2189,8 +2215,8 @@
                 <w:rFonts w:ascii="Verdana" w:hAnsi="Verdana"/>
                 <w:b/>
                 <w:bCs/>
-                <w:sz w:val="20"/>
-                <w:szCs w:val="20"/>
+                <w:sz w:val="18"/>
+                <w:szCs w:val="18"/>
               </w:rPr>
               <w:t>custom.fechaFormateada</w:t>
             </w:r>
@@ -2201,8 +2227,8 @@
                 <w:rFonts w:ascii="Verdana" w:hAnsi="Verdana"/>
                 <w:b/>
                 <w:bCs/>
-                <w:sz w:val="20"/>
-                <w:szCs w:val="20"/>
+                <w:sz w:val="18"/>
+                <w:szCs w:val="18"/>
               </w:rPr>
               <w:t>}</w:t>
             </w:r>
@@ -2210,7 +2236,7 @@
         </w:tc>
         <w:tc>
           <w:tcPr>
-            <w:tcW w:w="3081" w:type="dxa"/>
+            <w:tcW w:w="5739" w:type="dxa"/>
             <w:tcBorders>
               <w:left w:val="nil"/>
               <w:right w:val="nil"/>
@@ -2224,39 +2250,17 @@
                 <w:rFonts w:ascii="Verdana" w:hAnsi="Verdana"/>
                 <w:b/>
                 <w:bCs/>
-                <w:sz w:val="16"/>
-                <w:szCs w:val="16"/>
-              </w:rPr>
-            </w:pPr>
-          </w:p>
-        </w:tc>
-        <w:tc>
-          <w:tcPr>
-            <w:tcW w:w="3082" w:type="dxa"/>
-            <w:tcBorders>
-              <w:left w:val="nil"/>
-              <w:right w:val="nil"/>
-            </w:tcBorders>
-          </w:tcPr>
-          <w:p>
-            <w:pPr>
-              <w:spacing w:after="0" w:line="480" w:lineRule="auto"/>
-              <w:jc w:val="center"/>
-              <w:rPr>
-                <w:rFonts w:ascii="Verdana" w:hAnsi="Verdana"/>
-                <w:b/>
-                <w:bCs/>
-                <w:sz w:val="16"/>
-                <w:szCs w:val="16"/>
-              </w:rPr>
-            </w:pPr>
-            <w:r>
-              <w:rPr>
-                <w:rFonts w:ascii="Verdana" w:hAnsi="Verdana"/>
-                <w:b/>
-                <w:bCs/>
-                <w:sz w:val="16"/>
-                <w:szCs w:val="16"/>
+                <w:sz w:val="18"/>
+                <w:szCs w:val="18"/>
+              </w:rPr>
+            </w:pPr>
+            <w:r>
+              <w:rPr>
+                <w:rFonts w:ascii="Verdana" w:hAnsi="Verdana"/>
+                <w:b/>
+                <w:bCs/>
+                <w:sz w:val="18"/>
+                <w:szCs w:val="18"/>
               </w:rPr>
               <w:t>Página: 1 de 1</w:t>
             </w:r>
@@ -2277,7 +2281,7 @@
     </w:p>
     <w:sectPr>
       <w:pgSz w:w="12240" w:h="15840"/>
-      <w:pgMar w:top="1440" w:right="1440" w:bottom="1440" w:left="1546" w:header="0" w:footer="0" w:gutter="0"/>
+      <w:pgMar w:top="1440" w:right="720" w:bottom="1440" w:left="540" w:header="0" w:footer="0" w:gutter="0"/>
       <w:cols w:space="720"/>
       <w:formProt w:val="0"/>
       <w:docGrid w:linePitch="100"/>
@@ -3015,9 +3019,12 @@
 </file>
 
 <file path=customXml/item1.xml><?xml version="1.0" encoding="utf-8"?>
-<p:properties xmlns:p="http://schemas.microsoft.com/office/2006/metadata/properties" xmlns:xsi="http://www.w3.org/2001/XMLSchema-instance" xmlns:pc="http://schemas.microsoft.com/office/infopath/2007/PartnerControls">
-  <documentManagement/>
-</p:properties>
+<?mso-contentType ?>
+<FormTemplates xmlns="http://schemas.microsoft.com/sharepoint/v3/contenttype/forms">
+  <Display>DocumentLibraryForm</Display>
+  <Edit>DocumentLibraryForm</Edit>
+  <New>DocumentLibraryForm</New>
+</FormTemplates>
 </file>
 
 <file path=customXml/item2.xml><?xml version="1.0" encoding="utf-8"?>
@@ -3165,19 +3172,15 @@
 </file>
 
 <file path=customXml/item3.xml><?xml version="1.0" encoding="utf-8"?>
-<?mso-contentType ?>
-<FormTemplates xmlns="http://schemas.microsoft.com/sharepoint/v3/contenttype/forms">
-  <Display>DocumentLibraryForm</Display>
-  <Edit>DocumentLibraryForm</Edit>
-  <New>DocumentLibraryForm</New>
-</FormTemplates>
+<p:properties xmlns:p="http://schemas.microsoft.com/office/2006/metadata/properties" xmlns:xsi="http://www.w3.org/2001/XMLSchema-instance" xmlns:pc="http://schemas.microsoft.com/office/infopath/2007/PartnerControls">
+  <documentManagement/>
+</p:properties>
 </file>
 
 <file path=customXml/itemProps1.xml><?xml version="1.0" encoding="utf-8"?>
-<ds:datastoreItem xmlns:ds="http://schemas.openxmlformats.org/officeDocument/2006/customXml" ds:itemID="{8218C70B-0452-45A6-9D97-F324B11B3849}">
+<ds:datastoreItem xmlns:ds="http://schemas.openxmlformats.org/officeDocument/2006/customXml" ds:itemID="{C65610EE-A433-4666-82B0-821B21396DDB}">
   <ds:schemaRefs>
-    <ds:schemaRef ds:uri="http://schemas.microsoft.com/office/2006/metadata/properties"/>
-    <ds:schemaRef ds:uri="http://schemas.microsoft.com/office/infopath/2007/PartnerControls"/>
+    <ds:schemaRef ds:uri="http://schemas.microsoft.com/sharepoint/v3/contenttype/forms"/>
   </ds:schemaRefs>
 </ds:datastoreItem>
 </file>
@@ -3201,9 +3204,10 @@
 </file>
 
 <file path=customXml/itemProps3.xml><?xml version="1.0" encoding="utf-8"?>
-<ds:datastoreItem xmlns:ds="http://schemas.openxmlformats.org/officeDocument/2006/customXml" ds:itemID="{C65610EE-A433-4666-82B0-821B21396DDB}">
+<ds:datastoreItem xmlns:ds="http://schemas.openxmlformats.org/officeDocument/2006/customXml" ds:itemID="{8218C70B-0452-45A6-9D97-F324B11B3849}">
   <ds:schemaRefs>
-    <ds:schemaRef ds:uri="http://schemas.microsoft.com/sharepoint/v3/contenttype/forms"/>
+    <ds:schemaRef ds:uri="http://schemas.microsoft.com/office/2006/metadata/properties"/>
+    <ds:schemaRef ds:uri="http://schemas.microsoft.com/office/infopath/2007/PartnerControls"/>
   </ds:schemaRefs>
 </ds:datastoreItem>
 </file>